--- a/Dissertation Research/Chapter1-GlobalSection.docx
+++ b/Dissertation Research/Chapter1-GlobalSection.docx
@@ -41,7 +41,49 @@
           <w:sz w:val="24"/>
           <w:szCs w:val="24"/>
         </w:rPr>
-        <w:t>Fordism did not develop in isolation, nor exclusively from local dynamics. Just as the existence of Fordist production methods was dependent on racial and gendered divisions in the local labor market, it was also built on a global division of labor, whereby the more brutal exploitation of workers in peripheral states propped up the productive relations in the core. Wallerstein terms this global dynamic the “axial division of labor,” a dynamic which ensures a “constant flow of surplus-value from the producers of peripheral products to the producers of core-like products.”</w:t>
+        <w:t>Fordism did not develop in isolation, nor exclusively from local dynamics. Just as the existence of Fordist production methods was dependent on racial and gendered divisions in the local labor market, it was also built on a global division of labor, whereby the more brutal exploitation of workers in peripheral states propped up the productive relations in the core.</w:t>
+      </w:r>
+      <w:r>
+        <w:rPr>
+          <w:sz w:val="24"/>
+          <w:szCs w:val="24"/>
+        </w:rPr>
+        <w:t xml:space="preserve"> </w:t>
+      </w:r>
+      <w:r>
+        <w:rPr>
+          <w:sz w:val="24"/>
+          <w:szCs w:val="24"/>
+        </w:rPr>
+        <w:t xml:space="preserve">Wallerstein </w:t>
+      </w:r>
+      <w:r>
+        <w:rPr>
+          <w:sz w:val="24"/>
+          <w:szCs w:val="24"/>
+        </w:rPr>
+        <w:t>refers to</w:t>
+      </w:r>
+      <w:r>
+        <w:rPr>
+          <w:sz w:val="24"/>
+          <w:szCs w:val="24"/>
+        </w:rPr>
+        <w:t xml:space="preserve"> this global dynamic</w:t>
+      </w:r>
+      <w:r>
+        <w:rPr>
+          <w:sz w:val="24"/>
+          <w:szCs w:val="24"/>
+        </w:rPr>
+        <w:t xml:space="preserve"> as</w:t>
+      </w:r>
+      <w:r>
+        <w:rPr>
+          <w:sz w:val="24"/>
+          <w:szCs w:val="24"/>
+        </w:rPr>
+        <w:t xml:space="preserve"> the “axial division of labor,” a dynamic which ensures a “constant flow of surplus-value from the producers of peripheral products to the producers of core-like products.”</w:t>
       </w:r>
       <w:r>
         <w:rPr>
@@ -123,7 +165,21 @@
           <w:sz w:val="24"/>
           <w:szCs w:val="24"/>
         </w:rPr>
-        <w:t xml:space="preserve"> deals with this dynamic as well, attempting to counter the prevailing stagist narrative of underdevelopment which isolates the poverty of the periphery from world history and assumes that “laissez-faire was certain to develop the colonies just as it had developed the industrialized metropolitan countries.”</w:t>
+        <w:t xml:space="preserve"> deals with this </w:t>
+      </w:r>
+      <w:r>
+        <w:rPr>
+          <w:sz w:val="24"/>
+          <w:szCs w:val="24"/>
+        </w:rPr>
+        <w:t>concept</w:t>
+      </w:r>
+      <w:r>
+        <w:rPr>
+          <w:sz w:val="24"/>
+          <w:szCs w:val="24"/>
+        </w:rPr>
+        <w:t xml:space="preserve"> as well, attempting to counter the prevailing stagist narrative of underdevelopment which isolates the poverty of the periphery from world history and assumes that “laissez-faire was certain to develop the colonies just as it had developed the industrialized metropolitan countries.”</w:t>
       </w:r>
       <w:r>
         <w:rPr>
@@ -249,7 +305,23 @@
           <w:sz w:val="24"/>
           <w:szCs w:val="24"/>
         </w:rPr>
-        <w:t xml:space="preserve"> Criticizing an analytical nationalism which attempts to abstract autonomous societies from each other, Wallerstein and Hopkins insist on analyzing the world-system in toto: “a definite ‘world’, a spatio-temporal whole, whose spatial scope is coextensive with the elementary division of labor among its constituent regions or parts and whose temporal scope extends for as long as the elementary division of labor continually reproduces the ‘world’ as a social whole.”</w:t>
+        <w:t xml:space="preserve"> Criticizing an analytical nationalism which attempts to abstract autonomous societies from each other, Wallerstein and Hopkins insist on analyzing the world-system </w:t>
+      </w:r>
+      <w:r>
+        <w:rPr>
+          <w:i/>
+          <w:iCs/>
+          <w:sz w:val="24"/>
+          <w:szCs w:val="24"/>
+        </w:rPr>
+        <w:t>in toto</w:t>
+      </w:r>
+      <w:r>
+        <w:rPr>
+          <w:sz w:val="24"/>
+          <w:szCs w:val="24"/>
+        </w:rPr>
+        <w:t>: “a definite ‘world’, a spatio-temporal whole, whose spatial scope is coextensive with the elementary division of labor among its constituent regions or parts and whose temporal scope extends for as long as the elementary division of labor continually reproduces the ‘world’ as a social whole.”</w:t>
       </w:r>
       <w:r>
         <w:rPr>
@@ -284,7 +356,21 @@
           <w:sz w:val="24"/>
           <w:szCs w:val="24"/>
         </w:rPr>
-        <w:t>Commodity chains bring local and global dynamics into contact. As commodity production expanded over the course of capitalism’s global history, the need for vast amounts of raw materials to be transported across large distances increased. Bunker and Ciccantell claim that the “solutions to the raw materials problem require the coordination of multiple physical and social processes across geopolitical and physical space with domestic relations between firms, sectors, the state, labor, and new technologies.”</w:t>
+        <w:t xml:space="preserve">Commodity chains bring local and global </w:t>
+      </w:r>
+      <w:r>
+        <w:rPr>
+          <w:sz w:val="24"/>
+          <w:szCs w:val="24"/>
+        </w:rPr>
+        <w:t>production processes</w:t>
+      </w:r>
+      <w:r>
+        <w:rPr>
+          <w:sz w:val="24"/>
+          <w:szCs w:val="24"/>
+        </w:rPr>
+        <w:t xml:space="preserve"> into contact. As commodity production expanded over the course of capitalism’s global history, the need for vast amounts of raw materials to be transported across large distances increased. Bunker and Ciccantell claim that the “solutions to the raw materials problem require the coordination of multiple physical and social processes across geopolitical and physical space with domestic relations between firms, sectors, the state, labor, and new technologies.”</w:t>
       </w:r>
       <w:r>
         <w:rPr>
@@ -319,7 +405,35 @@
           <w:sz w:val="24"/>
           <w:szCs w:val="24"/>
         </w:rPr>
-        <w:t>Commodity chains are a useful concept for countering overly-local views of capitalist accumulation. Analyses, such as Aglietta’s, that treat capitalist production in core regions as a self-contained whole fail to account for how productive relations in the core are propped up by quite different productive relations in the periphery. Smith, Ciccantell, and Sowers note that this problematic has been taken up at length by world-systems analysts who examine the racialized nature of labor in “resource frontiers and extractive peripheries.”</w:t>
+        <w:t xml:space="preserve">Commodity chains are a useful concept for countering </w:t>
+      </w:r>
+      <w:r>
+        <w:rPr>
+          <w:sz w:val="24"/>
+          <w:szCs w:val="24"/>
+        </w:rPr>
+        <w:t>perspectives which treat</w:t>
+      </w:r>
+      <w:r>
+        <w:rPr>
+          <w:sz w:val="24"/>
+          <w:szCs w:val="24"/>
+        </w:rPr>
+        <w:t xml:space="preserve"> capitalist accumulation</w:t>
+      </w:r>
+      <w:r>
+        <w:rPr>
+          <w:sz w:val="24"/>
+          <w:szCs w:val="24"/>
+        </w:rPr>
+        <w:t xml:space="preserve"> as a local phenomenon</w:t>
+      </w:r>
+      <w:r>
+        <w:rPr>
+          <w:sz w:val="24"/>
+          <w:szCs w:val="24"/>
+        </w:rPr>
+        <w:t>. Analyses, such as Aglietta’s, that treat capitalist production in core regions as a self-contained whole fail to account for how productive relations in the core are propped up by quite different productive relations in the periphery. Smith, Ciccantell, and Sowers note that this problematic has been taken up at length by world-systems analysts who examine the racialized nature of labor in “resource frontiers and extractive peripheries.”</w:t>
       </w:r>
       <w:r>
         <w:rPr>
@@ -351,7 +465,7 @@
           <w:sz w:val="24"/>
           <w:szCs w:val="24"/>
         </w:rPr>
-        <w:t xml:space="preserve"> The remainder of this section and the next will examine production and reproduction in this context along the Fordist commodity chain. </w:t>
+        <w:t xml:space="preserve"> The remainder of this section will examine production and reproduction in this context along the Fordist commodity chain. </w:t>
       </w:r>
     </w:p>
     <w:p>
@@ -370,7 +484,35 @@
           <w:sz w:val="24"/>
           <w:szCs w:val="24"/>
         </w:rPr>
-        <w:t>For early automobile producers in Michigan, many of these commodity chains were entirely internal to the US. Many of the raw materials needed for the big three automakers to produce automobiles were readily available within the United States. Michigan’s vast lumber and mineral resources were brought to Detroit by a robust rail system, and Ford even owned “mines in Kentucky and West Virginia, which gave him control over every natural resource needed to make a car - save rubber.”</w:t>
+        <w:t xml:space="preserve">For early automobile producers in Michigan, many of </w:t>
+      </w:r>
+      <w:r>
+        <w:rPr>
+          <w:sz w:val="24"/>
+          <w:szCs w:val="24"/>
+        </w:rPr>
+        <w:t>a significant portion of the commodity chain</w:t>
+      </w:r>
+      <w:r>
+        <w:rPr>
+          <w:sz w:val="24"/>
+          <w:szCs w:val="24"/>
+        </w:rPr>
+        <w:t xml:space="preserve"> w</w:t>
+      </w:r>
+      <w:r>
+        <w:rPr>
+          <w:sz w:val="24"/>
+          <w:szCs w:val="24"/>
+        </w:rPr>
+        <w:t>as</w:t>
+      </w:r>
+      <w:r>
+        <w:rPr>
+          <w:sz w:val="24"/>
+          <w:szCs w:val="24"/>
+        </w:rPr>
+        <w:t xml:space="preserve"> entirely internal to the US. Many of the raw materials needed for the big three automakers to produce automobiles were readily available within the United States. Michigan’s vast lumber and mineral resources were brought to Detroit by a robust rail system, and Ford even owned “mines in Kentucky and West Virginia, which gave him control over every natural resource needed to make a car - save rubber.”</w:t>
       </w:r>
       <w:r>
         <w:rPr>
@@ -386,35 +528,7 @@
           <w:sz w:val="24"/>
           <w:szCs w:val="24"/>
         </w:rPr>
-        <w:t xml:space="preserve"> To acquire the rubber necessary for the production of automobiles, Ford and his competitors had to look outside the US - at first to </w:t>
-      </w:r>
-      <w:r>
-        <w:rPr>
-          <w:sz w:val="24"/>
-          <w:szCs w:val="24"/>
-        </w:rPr>
-        <w:t>the Amazon</w:t>
-      </w:r>
-      <w:r>
-        <w:rPr>
-          <w:sz w:val="24"/>
-          <w:szCs w:val="24"/>
-        </w:rPr>
-        <w:t xml:space="preserve"> and the Congo, and then later to Malaya</w:t>
-      </w:r>
-      <w:r>
-        <w:rPr>
-          <w:sz w:val="24"/>
-          <w:szCs w:val="24"/>
-        </w:rPr>
-        <w:t xml:space="preserve"> and Sumatra in Southeast Asia</w:t>
-      </w:r>
-      <w:r>
-        <w:rPr>
-          <w:sz w:val="24"/>
-          <w:szCs w:val="24"/>
-        </w:rPr>
-        <w:t>.</w:t>
+        <w:t xml:space="preserve"> To acquire the rubber necessary for the production of automobiles, Ford and his competitors had to look outside the US - at first to the Amazon and the Congo, and then later to Malaya and Sumatra in Southeast Asia.</w:t>
       </w:r>
     </w:p>
     <w:p>
@@ -433,7 +547,21 @@
           <w:sz w:val="24"/>
           <w:szCs w:val="24"/>
         </w:rPr>
-        <w:t>Rubber has been known and used by Mesoamerican peoples for thousands of years - it was used to make bottles, balls or waterproof shoes. Despite this, in the 19th century the rubber industry in Europe and the US mainly provided for products with limited industrial practicality until the development of the vulcanization process in the late 1830s. Vulcanization allowed for the creation of stable and hardened rubber industrial products, and by 1945 carriage wheels were equipped with solid rubber tires.</w:t>
+        <w:t>Rubber has been known and used by Mesoamerican peoples for thousands of years - it was used to make bottles, balls or waterproof shoes. Despite this, in the 19th century the rubber industry in Europe and the US mainly provided for products with limited industrial practicality until the development of the vulcanization process in the late 1830s. Vulcanization allowed for the creation of stable and hardened rubber industrial products, and by 1</w:t>
+      </w:r>
+      <w:r>
+        <w:rPr>
+          <w:sz w:val="24"/>
+          <w:szCs w:val="24"/>
+        </w:rPr>
+        <w:t>8</w:t>
+      </w:r>
+      <w:r>
+        <w:rPr>
+          <w:sz w:val="24"/>
+          <w:szCs w:val="24"/>
+        </w:rPr>
+        <w:t>45 carriage wheels were equipped with solid rubber tires.</w:t>
       </w:r>
       <w:r>
         <w:rPr>
@@ -449,7 +577,14 @@
           <w:sz w:val="24"/>
           <w:szCs w:val="24"/>
         </w:rPr>
-        <w:t>Tire production, along with rubber insulation for electrical wires, drove the rubber industry to new heights. In the US, the rubber industry was centered in Ohio - by 1900 Akron was the home to Goodrich, Goodyear, and Firestone. Business was good and all three were multi-million dollar companies by 1910. Firestone was especially successful, thanks to exclusive contracts with Ford to provide tires to the Model N in 1906 and to the famous Model T in 1908.</w:t>
+        <w:t xml:space="preserve"> The demand generated by t</w:t>
+      </w:r>
+      <w:r>
+        <w:rPr>
+          <w:sz w:val="24"/>
+          <w:szCs w:val="24"/>
+        </w:rPr>
+        <w:t>ire production, along with rubber insulation for electrical wires, drove the rubber industry to new heights. In the US, the rubber industry was centered in Ohio - by 1900 Akron was the home to Goodrich, Goodyear, and Firestone. Business was good and all three were multi-million dollar companies by 1910. Firestone was especially successful, thanks to exclusive contracts with Ford to provide tires to the Model N in 1906 and to the famous Model T in 1908.</w:t>
       </w:r>
       <w:r>
         <w:rPr>
@@ -484,7 +619,28 @@
           <w:sz w:val="24"/>
           <w:szCs w:val="24"/>
         </w:rPr>
-        <w:t>Industrial production of rubber began in Brazil and central Africa in the 1800s, where latex producing plants grew natively. Bunker and Ciccantell claim that since “the Amazon provided the technically most useful and abundant kinds of rubber in the world, states and firms in the rapidly industrializing, trade-dominant nations of Europe and America were particularly interested and active in the Amazon.”</w:t>
+        <w:t>Large scale</w:t>
+      </w:r>
+      <w:r>
+        <w:rPr>
+          <w:sz w:val="24"/>
+          <w:szCs w:val="24"/>
+        </w:rPr>
+        <w:t xml:space="preserve"> </w:t>
+      </w:r>
+      <w:r>
+        <w:rPr>
+          <w:sz w:val="24"/>
+          <w:szCs w:val="24"/>
+        </w:rPr>
+        <w:t>extraction</w:t>
+      </w:r>
+      <w:r>
+        <w:rPr>
+          <w:sz w:val="24"/>
+          <w:szCs w:val="24"/>
+        </w:rPr>
+        <w:t xml:space="preserve"> of rubber began in Brazil and central Africa in the 1800s, where latex producing plants grew natively. Bunker and Ciccantell claim that since “the Amazon provided the technically most useful and abundant kinds of rubber in the world, states and firms in the rapidly industrializing, trade-dominant nations of Europe and America were particularly interested and active in the Amazon.”</w:t>
       </w:r>
       <w:r>
         <w:rPr>
@@ -516,7 +672,21 @@
           <w:sz w:val="24"/>
           <w:szCs w:val="24"/>
         </w:rPr>
-        <w:t xml:space="preserve"> Although plantations would dominate the global rubber production by the second decade of the twentieth century, for the first several decades of the auto industry there were few rationalized rubber plantations, and rubber had to be sourced from wild collectors in the Amazon and the Congo. By the end of the nineteenth century, the Amazon was supplying the world market with 15,000 tons of rubber annually. </w:t>
+        <w:t xml:space="preserve"> Although plantations would dominate the global rubber production by the second decade of the twentieth century, for the first several decades of the auto industry there were few rationalized rubber plantations, and rubber </w:t>
+      </w:r>
+      <w:r>
+        <w:rPr>
+          <w:sz w:val="24"/>
+          <w:szCs w:val="24"/>
+        </w:rPr>
+        <w:t>was</w:t>
+      </w:r>
+      <w:r>
+        <w:rPr>
+          <w:sz w:val="24"/>
+          <w:szCs w:val="24"/>
+        </w:rPr>
+        <w:t xml:space="preserve"> sourced from wild collectors in the Amazon and the Congo. By the end of the nineteenth century, the Amazon was supplying the world market with 15,000 tons of rubber annually. </w:t>
       </w:r>
     </w:p>
     <w:p>
@@ -535,7 +705,28 @@
           <w:sz w:val="24"/>
           <w:szCs w:val="24"/>
         </w:rPr>
-        <w:t>The working conditions in rubber fields in Brazil were a world away from those in the US. In the late 1870s a severe drought struck Northeastern Brazil, destroying the means of subsistence for a large portion of the population. Many left their homes and found work in the growing Brazilian rubber industry, but under the harshest of conditions. Forced to pay for their own provisions on the way to the work locations, rubber tappers started working in severe debt. The rubber companies held this debt on account against future rubber yields, but “every time [the worker’s] rubber (his credit) was collected, it was found that his debt had mounted higher than his earnings.”</w:t>
+        <w:t xml:space="preserve">The working conditions in rubber fields </w:t>
+      </w:r>
+      <w:r>
+        <w:rPr>
+          <w:sz w:val="24"/>
+          <w:szCs w:val="24"/>
+        </w:rPr>
+        <w:t>of the Amazon</w:t>
+      </w:r>
+      <w:r>
+        <w:rPr>
+          <w:sz w:val="24"/>
+          <w:szCs w:val="24"/>
+        </w:rPr>
+        <w:t xml:space="preserve"> were a world away from those in the US. In the late 1870s a severe drought struck Northeastern Brazil, destroying the means of subsistence for a large portion of the population. Many left their homes and found work in the growing Brazilian rubber industry, but under the harshest of conditions. Forced to pay for their own provisions on the way to the work locations, rubber tappers started working in severe debt.</w:t>
+      </w:r>
+      <w:r>
+        <w:rPr>
+          <w:sz w:val="24"/>
+          <w:szCs w:val="24"/>
+        </w:rPr>
+        <w:t xml:space="preserve"> Further, the workers were cut off from their previous communities, and so to survive they were forced to rely on local rubber agents. Their debt was perpetuated by the sale of “the necessary working tools and basic goods such as foodstuff, which were forcibly acquired at the rubber patron’s storehouse or station.”</w:t>
       </w:r>
       <w:r>
         <w:rPr>
@@ -551,7 +742,23 @@
           <w:sz w:val="24"/>
           <w:szCs w:val="24"/>
         </w:rPr>
-        <w:t xml:space="preserve"> The companies ensured that the prices of necessary provisions were higher than the piece-wages for rubber, creating a vicious cycle of debt peonage. </w:t>
+        <w:t xml:space="preserve"> The rubber companies held this debt on account against future rubber yields, but “every time [the worker’s] rubber (his credit) was collected, it was found that his debt had mounted higher than his earnings.”</w:t>
+      </w:r>
+      <w:r>
+        <w:rPr>
+          <w:rStyle w:val="FootnoteReference"/>
+          <w:sz w:val="24"/>
+          <w:szCs w:val="24"/>
+          <w:vertAlign w:val="superscript"/>
+        </w:rPr>
+        <w:footnoteReference w:id="20"/>
+      </w:r>
+      <w:r>
+        <w:rPr>
+          <w:sz w:val="24"/>
+          <w:szCs w:val="24"/>
+        </w:rPr>
+        <w:t xml:space="preserve"> The rubber agents and traders ensured that the prices of necessary provisions were higher than the piece-wages for rubber, creating a vicious cycle of debt peonage. It was this debt relation, rather than a wage, which ensured the continual supply of labor for the rubber industry.</w:t>
       </w:r>
     </w:p>
     <w:p>
@@ -562,17 +769,84 @@
         <w:ind w:firstLine="720" w:start="0" w:end="0"/>
         <w:jc w:val="start"/>
         <w:rPr>
-          <w:highlight w:val="none"/>
-          <w:shd w:fill="FFFF00" w:val="clear"/>
-        </w:rPr>
-      </w:pPr>
-      <w:r>
-        <w:rPr>
-          <w:sz w:val="24"/>
-          <w:szCs w:val="24"/>
-          <w:shd w:fill="FFFF00" w:val="clear"/>
-        </w:rPr>
-        <w:t>[some linking framework]</w:t>
+          <w:rFonts w:ascii="Liberation Serif" w:hAnsi="Liberation Serif"/>
+        </w:rPr>
+      </w:pPr>
+      <w:r>
+        <w:rPr>
+          <w:sz w:val="24"/>
+          <w:szCs w:val="24"/>
+        </w:rPr>
+        <w:t>The labor supply in the Congo was ensured through similar means, but this time with a tax burden rather than a debt burden. In a comparative study of Amazonian and Congolese rubber extraction, de Mello and Van Melkebeke note that from the 1890s on, an “in kind rubber tax … proved to be the solution to increase revenue.” They go on to say that “this huge increase in exports received by in-kind taxation would result in severe and violent labour mobilisations and would cause devastation throughout the Congolese countryside.”</w:t>
+      </w:r>
+      <w:r>
+        <w:rPr>
+          <w:rStyle w:val="FootnoteReference"/>
+          <w:sz w:val="24"/>
+          <w:szCs w:val="24"/>
+          <w:vertAlign w:val="superscript"/>
+        </w:rPr>
+        <w:footnoteReference w:id="21"/>
+      </w:r>
+      <w:r>
+        <w:rPr>
+          <w:sz w:val="24"/>
+          <w:szCs w:val="24"/>
+        </w:rPr>
+        <w:t xml:space="preserve"> Whereas in the Amazon, workers migrated to the rubber regions due to harsh economic and environmental conditions</w:t>
+      </w:r>
+      <w:r>
+        <w:rPr>
+          <w:sz w:val="24"/>
+          <w:szCs w:val="24"/>
+        </w:rPr>
+        <w:t xml:space="preserve"> back home</w:t>
+      </w:r>
+      <w:r>
+        <w:rPr>
+          <w:sz w:val="24"/>
+          <w:szCs w:val="24"/>
+        </w:rPr>
+        <w:t xml:space="preserve">, in the Congo the state and private firms sent expeditions into the countryside to capture and enslave </w:t>
+      </w:r>
+      <w:r>
+        <w:rPr>
+          <w:sz w:val="24"/>
+          <w:szCs w:val="24"/>
+        </w:rPr>
+        <w:t>Indigenous</w:t>
+      </w:r>
+      <w:r>
+        <w:rPr>
+          <w:sz w:val="24"/>
+          <w:szCs w:val="24"/>
+        </w:rPr>
+        <w:t xml:space="preserve"> men. “Expeditions often ended up in plunder, destruction of villages and capturing of people: initially, to collect ivory (by the Congo Free State) and subsequently, to collect rubber (by the Congo Free State and private sector).”</w:t>
+      </w:r>
+      <w:r>
+        <w:rPr>
+          <w:rStyle w:val="FootnoteReference"/>
+          <w:sz w:val="24"/>
+          <w:szCs w:val="24"/>
+          <w:vertAlign w:val="superscript"/>
+        </w:rPr>
+        <w:footnoteReference w:id="22"/>
+      </w:r>
+      <w:r>
+        <w:rPr>
+          <w:sz w:val="24"/>
+          <w:szCs w:val="24"/>
+        </w:rPr>
+        <w:t xml:space="preserve"> These workers were then forced to collect and deliver “six to eight kilograms per person every two weeks” and “when they did receive some sort of remuneration, this was usually in-kind (salt, knives, beads, textiles, etc.).”</w:t>
+      </w:r>
+      <w:r>
+        <w:rPr>
+          <w:rStyle w:val="FootnoteReference"/>
+          <w:sz w:val="24"/>
+          <w:szCs w:val="24"/>
+          <w:vertAlign w:val="superscript"/>
+        </w:rPr>
+        <w:footnoteReference w:id="23"/>
       </w:r>
     </w:p>
     <w:p>
@@ -591,7 +865,84 @@
           <w:sz w:val="24"/>
           <w:szCs w:val="24"/>
         </w:rPr>
-        <w:t>The two patterns of rubber production - wild collection and planned cultivation - were sustained by different patterns of social reproduction. Wild rubber harvesting was predominant in the Amazon and the Congo, and dominated the world market until 1913.</w:t>
+        <w:t>Unlike in the US midwest, few provisions were made for generational reproduction. It is true that the automotive industry in Michigan employed large amounts of immigrant labor, but if they conformed to Ford's social expectations then allowances were made to support their families. The Five Dollar Day was explicitly an encouragement to generational reproduction. In the Amazon and Congo, however, e</w:t>
+      </w:r>
+      <w:r>
+        <w:rPr>
+          <w:sz w:val="24"/>
+          <w:szCs w:val="24"/>
+        </w:rPr>
+        <w:t>xisting communities and their social relations were violently disrupted by rubber barons and state</w:t>
+      </w:r>
+      <w:r>
+        <w:rPr>
+          <w:sz w:val="24"/>
+          <w:szCs w:val="24"/>
+        </w:rPr>
+        <w:t xml:space="preserve"> actors</w:t>
+      </w:r>
+      <w:r>
+        <w:rPr>
+          <w:sz w:val="24"/>
+          <w:szCs w:val="24"/>
+        </w:rPr>
+        <w:t xml:space="preserve"> who saw no need to recreate conditions for the renewal of laborers. Rather indigenous and migrant populations </w:t>
+      </w:r>
+      <w:r>
+        <w:rPr>
+          <w:sz w:val="24"/>
+          <w:szCs w:val="24"/>
+        </w:rPr>
+        <w:t>were almost exclusively an</w:t>
+      </w:r>
+      <w:r>
+        <w:rPr>
+          <w:sz w:val="24"/>
+          <w:szCs w:val="24"/>
+        </w:rPr>
+        <w:t xml:space="preserve"> external pool from which new labor could be drawn. The pay given to rubber workers (if it can be called pay) was insufficient to provide for the renewal of the conditions of labor on an open </w:t>
+      </w:r>
+      <w:r>
+        <w:rPr>
+          <w:sz w:val="24"/>
+          <w:szCs w:val="24"/>
+        </w:rPr>
+        <w:t>labor</w:t>
+      </w:r>
+      <w:r>
+        <w:rPr>
+          <w:sz w:val="24"/>
+          <w:szCs w:val="24"/>
+        </w:rPr>
+        <w:t xml:space="preserve"> market, and so the gap was filled by coercion, and by the workers’ informal reproductive labor. </w:t>
+      </w:r>
+      <w:r>
+        <w:rPr>
+          <w:sz w:val="24"/>
+          <w:szCs w:val="24"/>
+        </w:rPr>
+        <w:t xml:space="preserve">Furthermore, although workers along the commodity chain were increasingly commodity consumers, as well as producers, in Michigan this took the form of household appliances purchased with an earned wage. In the rubber fields these commodites were </w:t>
+      </w:r>
+      <w:r>
+        <w:rPr>
+          <w:sz w:val="24"/>
+          <w:szCs w:val="24"/>
+        </w:rPr>
+        <w:t xml:space="preserve">obtained from closed company shops, and in both the Amazon and the Congo, roving rubber tappers </w:t>
+      </w:r>
+      <w:r>
+        <w:rPr>
+          <w:sz w:val="24"/>
+          <w:szCs w:val="24"/>
+        </w:rPr>
+        <w:t xml:space="preserve">lived not in their own houses, but in </w:t>
+      </w:r>
+      <w:r>
+        <w:rPr>
+          <w:sz w:val="24"/>
+          <w:szCs w:val="24"/>
+        </w:rPr>
+        <w:t>temporary shelters in the rubber fields.</w:t>
       </w:r>
       <w:r>
         <w:rPr>
@@ -600,46 +951,14 @@
           <w:szCs w:val="24"/>
           <w:vertAlign w:val="superscript"/>
         </w:rPr>
-        <w:footnoteReference w:id="20"/>
-      </w:r>
-      <w:r>
-        <w:rPr>
-          <w:sz w:val="24"/>
-          <w:szCs w:val="24"/>
-        </w:rPr>
-        <w:t xml:space="preserve"> In Brazil, before the founding of Fordlandia, rubber cultivators operated on a pseudo piece-work basis. The costs of production were borne by the worker, who ventured into the jungle to collect raw rubber that he would then sell to the company. This work was seasonal, and depended on a transhumant workforce that traveled between port towns and rubber estates as weather conditions dictated.</w:t>
-      </w:r>
-      <w:r>
-        <w:rPr>
-          <w:rStyle w:val="FootnoteReference"/>
-          <w:sz w:val="24"/>
-          <w:szCs w:val="24"/>
-          <w:vertAlign w:val="superscript"/>
-        </w:rPr>
-        <w:footnoteReference w:id="21"/>
-      </w:r>
-      <w:r>
-        <w:rPr>
-          <w:sz w:val="24"/>
-          <w:szCs w:val="24"/>
-        </w:rPr>
-        <w:t xml:space="preserve"> A stable workforce was neither required nor desired in Brazil, and so there was no impetus for the companies to develop stable reproductive relations for workers. Rather workers were compelled to work through the cultivation of debt - through the sale of “the necessary working tools and basic goods such as foodstuff, which were forcibly acquired at the rubber patron’s storehouse or station.”</w:t>
-      </w:r>
-      <w:r>
-        <w:rPr>
-          <w:rStyle w:val="FootnoteReference"/>
-          <w:sz w:val="24"/>
-          <w:szCs w:val="24"/>
-          <w:vertAlign w:val="superscript"/>
-        </w:rPr>
-        <w:footnoteReference w:id="22"/>
-      </w:r>
-      <w:r>
-        <w:rPr>
-          <w:sz w:val="24"/>
-          <w:szCs w:val="24"/>
-        </w:rPr>
-        <w:t xml:space="preserve"> A continual supply of labor was ensured through the debt contract. </w:t>
+        <w:footnoteReference w:id="24"/>
+      </w:r>
+      <w:r>
+        <w:rPr>
+          <w:sz w:val="24"/>
+          <w:szCs w:val="24"/>
+        </w:rPr>
+        <w:t xml:space="preserve"> When debt and tax burdens were insufficient to compel labor in these conditions, violence was used, and when violence was insufficient workers were killed, and new workers brought in.</w:t>
       </w:r>
     </w:p>
     <w:p>
@@ -658,7 +977,7 @@
           <w:sz w:val="24"/>
           <w:szCs w:val="24"/>
         </w:rPr>
-        <w:t>The labor supply in the Congo was ensured through similar means, but this time with a tax burden rather than a debt burden. In a comparative study of Amazonian and Congolese rubber extraction, de Mello and Van Melkebeke note that from the 1890s on, an “in kind rubber tax … proved to be the solution to increase revenue.” They go on to say that “this huge increase in exports received by in-kind taxation would result in severe and violent labour mobilisations and would cause devastation throughout the Congolese countryside.”</w:t>
+        <w:t>We see that in the wild rubber fields, gendered labor dynamics differed significantly from those in industrial Michigan. Many Michigan women performed unpaid reproductive labor to support and supplement their husband’s ‘family wages’ and in the poorer communities they took on piecework or service work in addition to this unpaid care work. In the core, this gendered dynamic was structured in part by the housing policies of the industries, but in the periphery the gendered division of labor manifested quite differently. Maria Mies’ analysis of women and colonialism helps us contextualize the dynamics of gendered labor in the periphery. Writing about the 18th and 19th centuries, she notes that where unfree labor was secured through slaving raids and trade, “slave women were actively discouraged from bearing children or forming families.”</w:t>
       </w:r>
       <w:r>
         <w:rPr>
@@ -667,14 +986,14 @@
           <w:szCs w:val="24"/>
           <w:vertAlign w:val="superscript"/>
         </w:rPr>
-        <w:footnoteReference w:id="23"/>
-      </w:r>
-      <w:r>
-        <w:rPr>
-          <w:sz w:val="24"/>
-          <w:szCs w:val="24"/>
-        </w:rPr>
-        <w:t xml:space="preserve"> Whereas in the Amazon, workers migrated to the rubber regions due to harsh economic and environmental conditions, in the Congo the state and private firms sent expeditions into the countryside to capture and enslave native men. “Expeditions often ended up in plunder, destruction of villages and capturing of people: initially, to collect ivory (by the Congo Free State) and subsequently, to collect rubber (by the Congo Free State and private sector).”</w:t>
+        <w:footnoteReference w:id="25"/>
+      </w:r>
+      <w:r>
+        <w:rPr>
+          <w:sz w:val="24"/>
+          <w:szCs w:val="24"/>
+        </w:rPr>
+        <w:t xml:space="preserve"> As long as the slave trade was thriving and the problem of reproducing the labor force was resolved through external means, enslaved women were expected to perform hard labor alongside men. When the atlantic slave trade was abolished, this dynamic shifted, and enslaved women were forced to bear and raise children - future workers. Mies notes that colonial administrators enacted “incentives in the slave codes of the late eighteenth and nineteenth centuries to encourage local breeding of slaves by slave women on the plantations.”</w:t>
       </w:r>
       <w:r>
         <w:rPr>
@@ -683,23 +1002,7 @@
           <w:szCs w:val="24"/>
           <w:vertAlign w:val="superscript"/>
         </w:rPr>
-        <w:footnoteReference w:id="24"/>
-      </w:r>
-      <w:r>
-        <w:rPr>
-          <w:sz w:val="24"/>
-          <w:szCs w:val="24"/>
-        </w:rPr>
-        <w:t xml:space="preserve"> These workers were then forced to collect and deliver “six to eight kilograms per person every two weeks” and “when they did receive some sort of remuneration, this was usually in-kind (salt, knives, beads, textiles, etc.).”</w:t>
-      </w:r>
-      <w:r>
-        <w:rPr>
-          <w:rStyle w:val="FootnoteReference"/>
-          <w:sz w:val="24"/>
-          <w:szCs w:val="24"/>
-          <w:vertAlign w:val="superscript"/>
-        </w:rPr>
-        <w:footnoteReference w:id="25"/>
+        <w:footnoteReference w:id="26"/>
       </w:r>
     </w:p>
     <w:p>
@@ -713,70 +1016,12 @@
           <w:rFonts w:ascii="Liberation Serif" w:hAnsi="Liberation Serif"/>
         </w:rPr>
       </w:pPr>
-      <w:commentRangeStart w:id="0"/>
-      <w:r>
-        <w:rPr>
-          <w:sz w:val="24"/>
-          <w:szCs w:val="24"/>
-        </w:rPr>
-        <w:t xml:space="preserve">The relevance of housing in the Amazon and the Congo lies in the </w:t>
-      </w:r>
-      <w:r>
-        <w:rPr>
-          <w:i/>
-          <w:sz w:val="24"/>
-          <w:szCs w:val="24"/>
-        </w:rPr>
-        <w:t>absence</w:t>
-      </w:r>
-      <w:r>
-        <w:rPr>
-          <w:sz w:val="24"/>
-          <w:szCs w:val="24"/>
-        </w:rPr>
-        <w:t xml:space="preserve"> of any dedicated housing policy. If the impact of Fordism on housing in the core was to expand the commodification and the housing market, its impact in the periphery was the opposite. Existing communities and their social relations were violently disrupted by rubber barons and the state who saw no need to recreate conditions for the renewal of laborers.</w:t>
-      </w:r>
-      <w:r>
-        <w:rPr>
-          <w:sz w:val="24"/>
-          <w:szCs w:val="24"/>
-        </w:rPr>
-      </w:r>
-      <w:commentRangeEnd w:id="0"/>
-      <w:r>
-        <w:commentReference w:id="0"/>
-      </w:r>
-      <w:r>
-        <w:rPr>
-          <w:sz w:val="24"/>
-          <w:szCs w:val="24"/>
-        </w:rPr>
-        <w:t xml:space="preserve"> Rather indigenous and migrant populations provided an external pool from which new labor could be drawn. The pay given to rubber workers (if it can be called pay) was insufficient to provide for the renewal of the conditions of labor on an open commodity market, and so the gap was filled by coercion, and by the workers’ informal reproductive labor. Although the workers were undoubtedly commodity producers, they were not commodity consumers in the same sense that workers in the core were. Their everyday necessities were obtained from closed company shops, and in both the Amazon and the Congo, </w:t>
-      </w:r>
-      <w:commentRangeStart w:id="1"/>
-      <w:r>
-        <w:rPr>
-          <w:sz w:val="24"/>
-          <w:szCs w:val="24"/>
-        </w:rPr>
-        <w:t>roving rubber tappers built their own temporary shelters in the rubber fields</w:t>
-      </w:r>
-      <w:r>
-        <w:rPr>
-          <w:sz w:val="24"/>
-          <w:szCs w:val="24"/>
-        </w:rPr>
-      </w:r>
-      <w:commentRangeEnd w:id="1"/>
-      <w:r>
-        <w:commentReference w:id="1"/>
-      </w:r>
-      <w:r>
-        <w:rPr>
-          <w:sz w:val="24"/>
-          <w:szCs w:val="24"/>
-        </w:rPr>
-        <w:t>.</w:t>
+      <w:r>
+        <w:rPr>
+          <w:sz w:val="24"/>
+          <w:szCs w:val="24"/>
+        </w:rPr>
+        <w:t>How did these dynamics play out in the twentieth century in the rubber fields? de Mello and Melkebeke seem to indicate that the 19th century practices of slaving raids in the Congo, in which “people were captured and enslaved, usually men, but also women, who were incorporated into the raiders’ harems,” were continued by rubber producers in the 20th century.</w:t>
       </w:r>
       <w:r>
         <w:rPr>
@@ -785,14 +1030,46 @@
           <w:szCs w:val="24"/>
           <w:vertAlign w:val="superscript"/>
         </w:rPr>
-        <w:footnoteReference w:id="26"/>
-      </w:r>
-      <w:r>
-        <w:rPr>
-          <w:sz w:val="24"/>
-          <w:szCs w:val="24"/>
-        </w:rPr>
-        <w:t xml:space="preserve"> When debt and tax burdens were insufficient to compel labor in these conditions, violence was used, and when violence was insufficient workers were killed, and new workers brought in.</w:t>
+        <w:footnoteReference w:id="27"/>
+      </w:r>
+      <w:r>
+        <w:rPr>
+          <w:sz w:val="24"/>
+          <w:szCs w:val="24"/>
+        </w:rPr>
+        <w:t xml:space="preserve"> However, women also occasionally worked in the rubber fields. As a result of this system, the Congo witnessed a significant demographic decline, with “contemporary observers and present-day scholars [agreeing] on rural depopulation and decimation of the Congolese,” along with “numerous cases of depopulated villages”</w:t>
+      </w:r>
+      <w:r>
+        <w:rPr>
+          <w:rStyle w:val="FootnoteReference"/>
+          <w:sz w:val="24"/>
+          <w:szCs w:val="24"/>
+          <w:vertAlign w:val="superscript"/>
+        </w:rPr>
+        <w:footnoteReference w:id="28"/>
+      </w:r>
+      <w:r>
+        <w:rPr>
+          <w:sz w:val="24"/>
+          <w:szCs w:val="24"/>
+        </w:rPr>
+        <w:t xml:space="preserve"> - homes standing empty save for ghosts. The situation in the Amazon was analogous: “In general terms, the demographic post-boom scenario is marked by the emptying of villages or whole regions, being caused either by workforce recruitment, the resulting unsustainable livelihood, death by diseases, ethnocide, demographic replacement and miscegenation or encroachment.”</w:t>
+      </w:r>
+      <w:r>
+        <w:rPr>
+          <w:rStyle w:val="FootnoteReference"/>
+          <w:sz w:val="24"/>
+          <w:szCs w:val="24"/>
+          <w:vertAlign w:val="superscript"/>
+        </w:rPr>
+        <w:footnoteReference w:id="29"/>
+      </w:r>
+      <w:r>
+        <w:rPr>
+          <w:sz w:val="24"/>
+          <w:szCs w:val="24"/>
+        </w:rPr>
+        <w:t xml:space="preserve"> </w:t>
       </w:r>
     </w:p>
     <w:p>
@@ -811,32 +1088,114 @@
           <w:sz w:val="24"/>
           <w:szCs w:val="24"/>
         </w:rPr>
-        <w:t>We see that in the wild rubber fields, gendered labor dynamics differed significantly from those in industrial Michigan. Many Michigan women performed unpaid reproductive labor to support and supplement their husband’s ‘family wages’ and in the poorer communities they took on piecework or service work in addition to this unpaid care work. In the core, this gendered dynamic was structured in part by the housing policies of the industries, but in the periphery the gendered division of labor manifested quite differently. Maria Mies’ analysis of women and colonialism helps us contextualize the dynamics of gendered labor in the periphery. Writing about the 18th and 19th centuries, she notes that where unfree labor was secured through slaving raids and trade, “slave women were actively discouraged from bearing children or forming families.”</w:t>
-      </w:r>
-      <w:r>
-        <w:rPr>
-          <w:rStyle w:val="FootnoteReference"/>
-          <w:sz w:val="24"/>
-          <w:szCs w:val="24"/>
-          <w:vertAlign w:val="superscript"/>
-        </w:rPr>
-        <w:footnoteReference w:id="27"/>
-      </w:r>
-      <w:r>
-        <w:rPr>
-          <w:sz w:val="24"/>
-          <w:szCs w:val="24"/>
-        </w:rPr>
-        <w:t xml:space="preserve"> As long as the slave trade was thriving and the problem of reproducing the labor force was resolved through external means, enslaved women were expected to perform hard labor alongside men. When the atlantic slave trade was abolished, this dynamic shifted, and enslaved women were forced to bear and raise children - future workers. Mies notes that colonial administrators enacted “incentives in the slave codes of the late eighteenth and nineteenth centuries to encourage local breeding of slaves by slave women on the plantations.”</w:t>
-      </w:r>
-      <w:r>
-        <w:rPr>
-          <w:rStyle w:val="FootnoteReference"/>
-          <w:sz w:val="24"/>
-          <w:szCs w:val="24"/>
-          <w:vertAlign w:val="superscript"/>
-        </w:rPr>
-        <w:footnoteReference w:id="28"/>
+        <w:t xml:space="preserve">The </w:t>
+      </w:r>
+      <w:r>
+        <w:rPr>
+          <w:sz w:val="24"/>
+          <w:szCs w:val="24"/>
+        </w:rPr>
+        <w:t>wild</w:t>
+      </w:r>
+      <w:r>
+        <w:rPr>
+          <w:sz w:val="24"/>
+          <w:szCs w:val="24"/>
+        </w:rPr>
+        <w:t xml:space="preserve"> rubber industry was quite volatile, in large part because of the </w:t>
+      </w:r>
+      <w:r>
+        <w:rPr>
+          <w:sz w:val="24"/>
+          <w:szCs w:val="24"/>
+        </w:rPr>
+        <w:t>decentralized</w:t>
+      </w:r>
+      <w:r>
+        <w:rPr>
+          <w:sz w:val="24"/>
+          <w:szCs w:val="24"/>
+        </w:rPr>
+        <w:t xml:space="preserve"> nature of the production system. Rubber in Brazil was not produced on plantations, but was gathered from wild rubber trees by contract workers. Although the exploitation of tappers by traders and barons was significant and the labor productivity of wild tapping was low, there were several factors that impeded the rationalization and industrialization of rubber production in Brazil. </w:t>
+      </w:r>
+      <w:r>
+        <w:rPr>
+          <w:sz w:val="24"/>
+          <w:szCs w:val="24"/>
+        </w:rPr>
+        <w:t xml:space="preserve">Scholars </w:t>
+      </w:r>
+      <w:r>
+        <w:rPr>
+          <w:sz w:val="24"/>
+          <w:szCs w:val="24"/>
+        </w:rPr>
+        <w:t xml:space="preserve">note two explanations for the relative failure of proletarianization among Brazilian rubber tappers. The first </w:t>
+      </w:r>
+      <w:r>
+        <w:rPr>
+          <w:sz w:val="24"/>
+          <w:szCs w:val="24"/>
+        </w:rPr>
+        <w:t>emphasizes the dispersed nature of the workforce alongside</w:t>
+      </w:r>
+      <w:r>
+        <w:rPr>
+          <w:sz w:val="24"/>
+          <w:szCs w:val="24"/>
+        </w:rPr>
+        <w:t xml:space="preserve"> tapper resistance: the desire among tappers to maintain the relative autonomy of piece work and their aversion to wage-labor. Along with the traders, tappers actively resisted the </w:t>
+      </w:r>
+      <w:r>
+        <w:rPr>
+          <w:sz w:val="24"/>
+          <w:szCs w:val="24"/>
+        </w:rPr>
+        <w:t>rationalization of their production</w:t>
+      </w:r>
+      <w:r>
+        <w:rPr>
+          <w:sz w:val="24"/>
+          <w:szCs w:val="24"/>
+        </w:rPr>
+        <w:t>.</w:t>
+      </w:r>
+      <w:r>
+        <w:rPr>
+          <w:rStyle w:val="FootnoteReference"/>
+          <w:sz w:val="24"/>
+          <w:szCs w:val="24"/>
+        </w:rPr>
+        <w:footnoteReference w:id="30"/>
+      </w:r>
+      <w:r>
+        <w:rPr>
+          <w:sz w:val="24"/>
+          <w:szCs w:val="24"/>
+        </w:rPr>
+        <w:t xml:space="preserve"> The second explanation was</w:t>
+      </w:r>
+      <w:r>
+        <w:rPr>
+          <w:sz w:val="24"/>
+          <w:szCs w:val="24"/>
+        </w:rPr>
+        <w:t xml:space="preserve"> the notorious South American leaf blight which had limited spread in the wild, but thrived on plantations with rows of close planted trees.</w:t>
+      </w:r>
+      <w:r>
+        <w:rPr>
+          <w:rStyle w:val="FootnoteReference"/>
+          <w:sz w:val="24"/>
+          <w:szCs w:val="24"/>
+        </w:rPr>
+        <w:footnoteReference w:id="31"/>
+      </w:r>
+      <w:r>
+        <w:rPr>
+          <w:sz w:val="24"/>
+          <w:szCs w:val="24"/>
+        </w:rPr>
+        <w:t xml:space="preserve"> This disease, native to South America, was not present in Asia, and so had no deleterious effect on the development of plantations in Colonial Malaya.</w:t>
       </w:r>
     </w:p>
     <w:p>
@@ -855,7 +1214,21 @@
           <w:sz w:val="24"/>
           <w:szCs w:val="24"/>
         </w:rPr>
-        <w:t>How did these dynamics play out in the twentieth century in the rubber fields? de Mello and Melkebeke seem to indicate that the 19th century practices of slaving raids in the Congo, in which “people were captured and enslaved, usually men, but also women, who were incorporated into the raiders’ harems,” were continued by rubber producers in the 20th century.</w:t>
+        <w:t xml:space="preserve">As wild harvested rubber declined on the world stage, hampered by the South American blight in the Amazon, King Leopold’s personal finances in the Congo, and the </w:t>
+      </w:r>
+      <w:r>
+        <w:rPr>
+          <w:sz w:val="24"/>
+          <w:szCs w:val="24"/>
+        </w:rPr>
+        <w:t>low productivity of wild rubber collection</w:t>
+      </w:r>
+      <w:r>
+        <w:rPr>
+          <w:sz w:val="24"/>
+          <w:szCs w:val="24"/>
+        </w:rPr>
+        <w:t>, it was replaced by plantation rubber in southeast Asia. Rubber plants were first brought to Malaya in the 1870s, but were not cultivated on a large scale until 1897-8 when plantation owners were looking for a replacement for failing coffee crops.</w:t>
       </w:r>
       <w:r>
         <w:rPr>
@@ -864,14 +1237,14 @@
           <w:szCs w:val="24"/>
           <w:vertAlign w:val="superscript"/>
         </w:rPr>
-        <w:footnoteReference w:id="29"/>
-      </w:r>
-      <w:r>
-        <w:rPr>
-          <w:sz w:val="24"/>
-          <w:szCs w:val="24"/>
-        </w:rPr>
-        <w:t xml:space="preserve"> However, women also occasionally worked in the rubber fields. As a result of this system, the Congo witnessed a significant demographic decline, with “contemporary observers and present-day scholars [agreeing] on rural depopulation and decimation of the Congolese,” along with “numerous cases of depopulated villages”</w:t>
+        <w:footnoteReference w:id="32"/>
+      </w:r>
+      <w:r>
+        <w:rPr>
+          <w:sz w:val="24"/>
+          <w:szCs w:val="24"/>
+        </w:rPr>
+        <w:t xml:space="preserve"> With the Malay Reservations Enactment in 1913, foreigners were allowed to purchase land in certain areas and large rubber plantations developed, requiring a large immigrant workforce. To supply this demand, the government of the Federated Malay States proposed a policy centered around three points: the development of a free workforce; the recruitment of immigrant workers from India, and regulation of employment conditions (e.g. hospitals, water, housing etc.).</w:t>
       </w:r>
       <w:r>
         <w:rPr>
@@ -880,30 +1253,7 @@
           <w:szCs w:val="24"/>
           <w:vertAlign w:val="superscript"/>
         </w:rPr>
-        <w:footnoteReference w:id="30"/>
-      </w:r>
-      <w:r>
-        <w:rPr>
-          <w:sz w:val="24"/>
-          <w:szCs w:val="24"/>
-        </w:rPr>
-        <w:t xml:space="preserve"> - homes standing empty save for ghosts. The situation in the Amazon was analogous: “In general terms, the demographic post-boom scenario is marked by the emptying of villages or whole regions, being caused either by workforce recruitment, the resulting unsustainable livelihood, death by diseases, ethnocide, demographic replacement and miscegenation or encroachment.”</w:t>
-      </w:r>
-      <w:r>
-        <w:rPr>
-          <w:rStyle w:val="FootnoteReference"/>
-          <w:sz w:val="24"/>
-          <w:szCs w:val="24"/>
-          <w:vertAlign w:val="superscript"/>
-        </w:rPr>
-        <w:footnoteReference w:id="31"/>
-      </w:r>
-      <w:r>
-        <w:rPr>
-          <w:sz w:val="24"/>
-          <w:szCs w:val="24"/>
-        </w:rPr>
-        <w:t xml:space="preserve"> </w:t>
+        <w:footnoteReference w:id="33"/>
       </w:r>
     </w:p>
     <w:p>
@@ -914,17 +1264,89 @@
         <w:ind w:firstLine="720" w:start="0" w:end="0"/>
         <w:jc w:val="start"/>
         <w:rPr>
-          <w:highlight w:val="none"/>
-          <w:shd w:fill="FFFF00" w:val="clear"/>
-        </w:rPr>
-      </w:pPr>
-      <w:r>
-        <w:rPr>
-          <w:sz w:val="24"/>
-          <w:szCs w:val="24"/>
-          <w:shd w:fill="FFFF00" w:val="clear"/>
-        </w:rPr>
-        <w:t>[transition to plantation rubber]</w:t>
+          <w:rFonts w:ascii="Liberation Serif" w:hAnsi="Liberation Serif"/>
+        </w:rPr>
+      </w:pPr>
+      <w:r>
+        <w:rPr>
+          <w:sz w:val="24"/>
+          <w:szCs w:val="24"/>
+        </w:rPr>
+        <w:t xml:space="preserve">In practice, this policy led to significantly better working conditions than those in the Amazon and the Congo, but worse than those of auto workers in Michigan. </w:t>
+      </w:r>
+      <w:r>
+        <w:rPr>
+          <w:sz w:val="24"/>
+          <w:szCs w:val="24"/>
+        </w:rPr>
+        <w:t>Between 1840 and 1940 in one of the largest migratory systems on earth some 28 million people crossed the Bay of Bengal, many of them low-caste Tamils looking to work on the rubber plantations in Malaya.</w:t>
+      </w:r>
+      <w:r>
+        <w:rPr>
+          <w:rStyle w:val="FootnoteReference"/>
+          <w:sz w:val="24"/>
+          <w:szCs w:val="24"/>
+        </w:rPr>
+        <w:footnoteReference w:id="34"/>
+      </w:r>
+      <w:r>
+        <w:rPr>
+          <w:sz w:val="24"/>
+          <w:szCs w:val="24"/>
+        </w:rPr>
+        <w:t xml:space="preserve"> Their legal status fluctuated between indentured, debt-bonded, and free, but these labels often had little influence over their day-to-day working conditions. </w:t>
+      </w:r>
+      <w:r>
+        <w:rPr>
+          <w:sz w:val="24"/>
+          <w:szCs w:val="24"/>
+        </w:rPr>
+        <w:t xml:space="preserve">J. Norman Parker, in </w:t>
+      </w:r>
+      <w:r>
+        <w:rPr>
+          <w:i/>
+          <w:sz w:val="24"/>
+          <w:szCs w:val="24"/>
+        </w:rPr>
+        <w:t>Colonial Labor Policy</w:t>
+      </w:r>
+      <w:r>
+        <w:rPr>
+          <w:sz w:val="24"/>
+          <w:szCs w:val="24"/>
+        </w:rPr>
+        <w:t>, notes that in Malaya, “to be a free laborer often had little real meaning since the working conditions of a free laborer and an indentured laborer differed little or not at all.”</w:t>
+      </w:r>
+      <w:r>
+        <w:rPr>
+          <w:rStyle w:val="FootnoteReference"/>
+          <w:sz w:val="24"/>
+          <w:szCs w:val="24"/>
+          <w:vertAlign w:val="superscript"/>
+        </w:rPr>
+        <w:footnoteReference w:id="35"/>
+      </w:r>
+      <w:r>
+        <w:rPr>
+          <w:sz w:val="24"/>
+          <w:szCs w:val="24"/>
+        </w:rPr>
+        <w:t xml:space="preserve"> Most of the workers, indentured or free, worked for a wage that was differentiated on type of job and the sex and race of the worker. Women generally received </w:t>
+      </w:r>
+      <w:r>
+        <w:rPr>
+          <w:sz w:val="24"/>
+          <w:szCs w:val="24"/>
+        </w:rPr>
+        <w:t xml:space="preserve">a fraction of their male co-workers wages, </w:t>
+      </w:r>
+      <w:r>
+        <w:rPr>
+          <w:sz w:val="24"/>
+          <w:szCs w:val="24"/>
+        </w:rPr>
+        <w:t xml:space="preserve">and Chinese laborers received more than Indian or Javanese workers. For all workers, the workday was limited, although planters struggled to extend it. </w:t>
       </w:r>
     </w:p>
     <w:p>
@@ -943,46 +1365,7 @@
           <w:sz w:val="24"/>
           <w:szCs w:val="24"/>
         </w:rPr>
-        <w:t xml:space="preserve">The </w:t>
-      </w:r>
-      <w:commentRangeStart w:id="2"/>
-      <w:r>
-        <w:rPr>
-          <w:sz w:val="24"/>
-          <w:szCs w:val="24"/>
-        </w:rPr>
-        <w:t>Brazilian</w:t>
-      </w:r>
-      <w:r>
-        <w:rPr>
-          <w:sz w:val="24"/>
-          <w:szCs w:val="24"/>
-        </w:rPr>
-      </w:r>
-      <w:commentRangeEnd w:id="2"/>
-      <w:r>
-        <w:commentReference w:id="2"/>
-      </w:r>
-      <w:r>
-        <w:rPr>
-          <w:sz w:val="24"/>
-          <w:szCs w:val="24"/>
-        </w:rPr>
-        <w:t xml:space="preserve"> rubber industry was quite volatile, in large part because of the inconsistent nature of the production system. Rubber in Brazil was not produced on plantations, but was gathered from wild rubber trees by contract workers. Although the exploitation of tappers by traders and barons was significant and the </w:t>
-      </w:r>
-      <w:r>
-        <w:rPr>
-          <w:sz w:val="24"/>
-          <w:szCs w:val="24"/>
-        </w:rPr>
-        <w:t>labor productivity of wild tapping was low</w:t>
-      </w:r>
-      <w:r>
-        <w:rPr>
-          <w:sz w:val="24"/>
-          <w:szCs w:val="24"/>
-        </w:rPr>
-        <w:t>, there were several factors that impeded the rationalization and industrialization of rubber production in Brazil. Oliver T. Coomes and Bradford L. Barham note two explanations for the relative failure of proletarianization among Brazilian rubber tappers.</w:t>
+        <w:t>In Malaya, a steady supply of workers was ensured by the enticement of good pay, and “in the possibility of his being able, during his two or three years average stay in this country, to remit small amounts of money to relations.”</w:t>
       </w:r>
       <w:r>
         <w:rPr>
@@ -991,14 +1374,129 @@
           <w:szCs w:val="24"/>
           <w:vertAlign w:val="superscript"/>
         </w:rPr>
-        <w:footnoteReference w:id="32"/>
-      </w:r>
-      <w:r>
-        <w:rPr>
-          <w:sz w:val="24"/>
-          <w:szCs w:val="24"/>
-        </w:rPr>
-        <w:t xml:space="preserve"> The first was tapper resistance: the desire among tappers to maintain the relative autonomy of piece work and their aversion to wage-labor. Along with the traders, tappers actively resisted the development of plantations. The second explanation was “a South American leaf blight, which flourished in closed-canopy Amazonian rubber stands”</w:t>
+        <w:footnoteReference w:id="36"/>
+      </w:r>
+      <w:r>
+        <w:rPr>
+          <w:sz w:val="24"/>
+          <w:szCs w:val="24"/>
+        </w:rPr>
+        <w:t xml:space="preserve"> </w:t>
+      </w:r>
+      <w:r>
+        <w:rPr>
+          <w:sz w:val="24"/>
+          <w:szCs w:val="24"/>
+        </w:rPr>
+        <w:t xml:space="preserve">An interesting </w:t>
+      </w:r>
+      <w:r>
+        <w:rPr>
+          <w:sz w:val="24"/>
+          <w:szCs w:val="24"/>
+        </w:rPr>
+        <w:t xml:space="preserve">feature of the </w:t>
+      </w:r>
+      <w:r>
+        <w:rPr>
+          <w:sz w:val="24"/>
+          <w:szCs w:val="24"/>
+        </w:rPr>
+        <w:t>Malayan rubber</w:t>
+      </w:r>
+      <w:r>
+        <w:rPr>
+          <w:sz w:val="24"/>
+          <w:szCs w:val="24"/>
+        </w:rPr>
+        <w:t xml:space="preserve"> industry</w:t>
+      </w:r>
+      <w:r>
+        <w:rPr>
+          <w:sz w:val="24"/>
+          <w:szCs w:val="24"/>
+        </w:rPr>
+        <w:t xml:space="preserve"> is the recrutier/oversee called a </w:t>
+      </w:r>
+      <w:r>
+        <w:rPr>
+          <w:i/>
+          <w:iCs/>
+          <w:sz w:val="24"/>
+          <w:szCs w:val="24"/>
+        </w:rPr>
+        <w:t>kanga</w:t>
+      </w:r>
+      <w:r>
+        <w:rPr>
+          <w:i/>
+          <w:iCs/>
+          <w:sz w:val="24"/>
+          <w:szCs w:val="24"/>
+        </w:rPr>
+        <w:t>ny</w:t>
+      </w:r>
+      <w:r>
+        <w:rPr>
+          <w:i w:val="false"/>
+          <w:iCs w:val="false"/>
+          <w:sz w:val="24"/>
+          <w:szCs w:val="24"/>
+        </w:rPr>
+        <w:t>.</w:t>
+      </w:r>
+      <w:r>
+        <w:rPr>
+          <w:rStyle w:val="FootnoteReference"/>
+          <w:i w:val="false"/>
+          <w:iCs w:val="false"/>
+          <w:sz w:val="24"/>
+          <w:szCs w:val="24"/>
+        </w:rPr>
+        <w:footnoteReference w:id="37"/>
+      </w:r>
+      <w:r>
+        <w:rPr>
+          <w:i w:val="false"/>
+          <w:iCs w:val="false"/>
+          <w:sz w:val="24"/>
+          <w:szCs w:val="24"/>
+        </w:rPr>
+        <w:t xml:space="preserve"> These individuals would travel back to India to recruit family members as rubber workers, and would later serve as their managers on the plantations</w:t>
+      </w:r>
+      <w:r>
+        <w:rPr>
+          <w:i w:val="false"/>
+          <w:iCs w:val="false"/>
+          <w:sz w:val="24"/>
+          <w:szCs w:val="24"/>
+        </w:rPr>
+        <w:t>, employing a combination of coercions based on debt and familial relations</w:t>
+      </w:r>
+      <w:r>
+        <w:rPr>
+          <w:i w:val="false"/>
+          <w:iCs w:val="false"/>
+          <w:sz w:val="24"/>
+          <w:szCs w:val="24"/>
+        </w:rPr>
+        <w:t xml:space="preserve">. </w:t>
+      </w:r>
+      <w:r>
+        <w:rPr>
+          <w:i w:val="false"/>
+          <w:iCs w:val="false"/>
+          <w:sz w:val="24"/>
+          <w:szCs w:val="24"/>
+        </w:rPr>
+        <w:t>As</w:t>
+      </w:r>
+      <w:r>
+        <w:rPr>
+          <w:sz w:val="24"/>
+          <w:szCs w:val="24"/>
+        </w:rPr>
+        <w:t xml:space="preserve"> in the Congo and the Amazon, the labor force was not reproduced locally and generationally, but through tapping an external source of potential workers. In this case, the government of India worked with Malaya to facilitate the migration of workers from southern India to the Malayan rubber fields. Unlike in the wild cultivation fields across the world, workers in Malaya were paid in cash, and employers were directed to provide for workers’ housing, sanitation and medical care in addition to wages.</w:t>
       </w:r>
       <w:r>
         <w:rPr>
@@ -1007,14 +1505,14 @@
           <w:szCs w:val="24"/>
           <w:vertAlign w:val="superscript"/>
         </w:rPr>
-        <w:footnoteReference w:id="33"/>
-      </w:r>
-      <w:r>
-        <w:rPr>
-          <w:sz w:val="24"/>
-          <w:szCs w:val="24"/>
-        </w:rPr>
-        <w:t xml:space="preserve"> that damaged the Amazonian crop relative to rubber grown in Asia.</w:t>
+        <w:footnoteReference w:id="38"/>
+      </w:r>
+      <w:r>
+        <w:rPr>
+          <w:sz w:val="24"/>
+          <w:szCs w:val="24"/>
+        </w:rPr>
+        <w:t xml:space="preserve"> In the 1920s, the level of acceptable wage and quality of social provisions was a fixed point of contention between the government of India, who facilitated the supply of immigrant workers, and the government of Malaya and the planters, who wanted to reduce costs. </w:t>
       </w:r>
     </w:p>
     <w:p>
@@ -1025,21 +1523,29 @@
         <w:ind w:firstLine="720" w:start="0" w:end="0"/>
         <w:jc w:val="start"/>
         <w:rPr>
-          <w:b w:val="false"/>
-          <w:bCs w:val="false"/>
-        </w:rPr>
-      </w:pPr>
-      <w:r>
-        <w:rPr>
-          <w:b w:val="false"/>
-          <w:bCs w:val="false"/>
-          <w:i w:val="false"/>
-          <w:iCs w:val="false"/>
-          <w:sz w:val="24"/>
-          <w:szCs w:val="24"/>
-          <w:shd w:fill="FFFF00" w:val="clear"/>
-        </w:rPr>
-        <w:t>[lacuna]</w:t>
+          <w:rFonts w:ascii="Liberation Serif" w:hAnsi="Liberation Serif"/>
+        </w:rPr>
+      </w:pPr>
+      <w:r>
+        <w:rPr>
+          <w:sz w:val="24"/>
+          <w:szCs w:val="24"/>
+        </w:rPr>
+        <w:t xml:space="preserve">The question of social reproduction is complicated by the introduction of migrant and indentured labor. As with seasonal/transhumant labor in the Amazon, the social reproductive dynamics of migrant workers in colonial Malaya were stretched across vast distances. The existing communities of workers in India and Malaya were disrupted by migration, but do not seem to have been destroyed as in the Congo and among indigenous Amazonians. Rather, the social reproduction of the workforce became bifurcated, operating locally within the amenities of the rubber plantations and regionally through cash transfers across borders. This introduces significant complications to the question of labor reproduction, but provides an exciting opportunity to examine the fundamental relationship between labor and </w:t>
+      </w:r>
+      <w:r>
+        <w:rPr>
+          <w:sz w:val="24"/>
+          <w:szCs w:val="24"/>
+        </w:rPr>
+        <w:t>capital</w:t>
+      </w:r>
+      <w:r>
+        <w:rPr>
+          <w:sz w:val="24"/>
+          <w:szCs w:val="24"/>
+        </w:rPr>
+        <w:t xml:space="preserve"> as it is attenuated by geographical and political space. </w:t>
       </w:r>
     </w:p>
     <w:p>
@@ -1053,253 +1559,46 @@
           <w:rFonts w:ascii="Liberation Serif" w:hAnsi="Liberation Serif"/>
         </w:rPr>
       </w:pPr>
-      <w:commentRangeStart w:id="3"/>
-      <w:r>
-        <w:rPr>
-          <w:sz w:val="24"/>
-          <w:szCs w:val="24"/>
-        </w:rPr>
-        <w:t xml:space="preserve">The lesson of Fordlandia is not that the Brazilian Jungle was too wild to be tamed, or that its workers were somehow unready for rationalized proletarianization. Rather, the failed dynamic of peripheral/core relations within the Fordist outpost highlights what Gunder Frank called the development of underdevelopment. </w:t>
-      </w:r>
-      <w:r>
-        <w:rPr>
-          <w:sz w:val="24"/>
-          <w:szCs w:val="24"/>
-        </w:rPr>
-      </w:r>
-      <w:commentRangeEnd w:id="3"/>
-      <w:r>
-        <w:commentReference w:id="3"/>
-      </w:r>
-      <w:r>
-        <w:rPr>
-          <w:sz w:val="24"/>
-          <w:szCs w:val="24"/>
-        </w:rPr>
-        <w:t>The strictures of the world-system did not allow for the generalization of production conditions in the core, but required the development of severe conditions specific to the periphery. The articulation between core-like productive relations and peripheral productive relations is of central concern to world-systems analysts, and mapping its contours in the Fordist case is the first step in my project. My ultimate goal is to situate housing policy and the social-reproduction of the labor force within this global dynamic. How do social reproductive pressures manifest at various points along the global commodity chain, and how do structures of housing respond to and influence them?</w:t>
-      </w:r>
-    </w:p>
-    <w:p>
-      <w:pPr>
-        <w:pStyle w:val="Normal"/>
-        <w:bidi w:val="0"/>
-        <w:spacing w:lineRule="auto" w:line="480" w:before="0" w:after="0"/>
-        <w:ind w:firstLine="720" w:start="0" w:end="0"/>
-        <w:jc w:val="start"/>
-        <w:rPr>
-          <w:rFonts w:ascii="Liberation Serif" w:hAnsi="Liberation Serif"/>
-        </w:rPr>
-      </w:pPr>
-      <w:r>
-        <w:rPr>
-          <w:sz w:val="24"/>
-          <w:szCs w:val="24"/>
-          <w:shd w:fill="FFFF00" w:val="clear"/>
-        </w:rPr>
-        <w:t>[lacuna]</w:t>
-      </w:r>
-    </w:p>
-    <w:p>
-      <w:pPr>
-        <w:pStyle w:val="Normal"/>
-        <w:bidi w:val="0"/>
-        <w:spacing w:lineRule="auto" w:line="480" w:before="0" w:after="0"/>
-        <w:ind w:firstLine="720" w:start="0" w:end="0"/>
-        <w:jc w:val="start"/>
-        <w:rPr>
-          <w:rFonts w:ascii="Liberation Serif" w:hAnsi="Liberation Serif"/>
-        </w:rPr>
-      </w:pPr>
-      <w:r>
-        <w:rPr>
-          <w:sz w:val="24"/>
-          <w:szCs w:val="24"/>
-        </w:rPr>
-        <w:t>As wild harvested rubber declined on the world stage, hampered by the South American blight in the Amazon, King Leopold’s personal finances in the Congo, and the inefficiency of production everywhere, it was replaced by plantation rubber in southeast Asia. Rubber plants were first brought to Malaya in the 1870s, but were not cultivated on a large scale until 1897-8 when plantation owners were looking for a replacement for failing coffee crops.</w:t>
-      </w:r>
-      <w:r>
-        <w:rPr>
-          <w:rStyle w:val="FootnoteReference"/>
-          <w:sz w:val="24"/>
-          <w:szCs w:val="24"/>
-          <w:vertAlign w:val="superscript"/>
-        </w:rPr>
-        <w:footnoteReference w:id="34"/>
-      </w:r>
-      <w:r>
-        <w:rPr>
-          <w:sz w:val="24"/>
-          <w:szCs w:val="24"/>
-        </w:rPr>
-        <w:t xml:space="preserve"> With the Malay Reservations Enactment in 1913, foreigners were allowed to purchase land in certain areas and large rubber plantations developed, requiring a large immigrant workforce. To supply this demand, the government of the Federated Malay States proposed a policy centered around three points: the development of a free workforce; the recruitment of immigrant workers from India, and regulation of employment conditions (e.g. hospitals, water, housing etc.).</w:t>
-      </w:r>
-      <w:r>
-        <w:rPr>
-          <w:rStyle w:val="FootnoteReference"/>
-          <w:sz w:val="24"/>
-          <w:szCs w:val="24"/>
-          <w:vertAlign w:val="superscript"/>
-        </w:rPr>
-        <w:footnoteReference w:id="35"/>
-      </w:r>
-    </w:p>
-    <w:p>
-      <w:pPr>
-        <w:pStyle w:val="Normal"/>
-        <w:bidi w:val="0"/>
-        <w:spacing w:lineRule="auto" w:line="480" w:before="0" w:after="0"/>
-        <w:ind w:firstLine="720" w:start="0" w:end="0"/>
-        <w:jc w:val="start"/>
-        <w:rPr>
-          <w:rFonts w:ascii="Liberation Serif" w:hAnsi="Liberation Serif"/>
-        </w:rPr>
-      </w:pPr>
-      <w:r>
-        <w:rPr>
-          <w:sz w:val="24"/>
-          <w:szCs w:val="24"/>
-        </w:rPr>
-        <w:t xml:space="preserve">In practice, this policy led to significantly better working conditions than those in the Amazon and the Congo, but worse than those of auto workers in Michigan. J. Norman Parker, in </w:t>
-      </w:r>
-      <w:r>
-        <w:rPr>
-          <w:i/>
-          <w:sz w:val="24"/>
-          <w:szCs w:val="24"/>
-        </w:rPr>
-        <w:t>Colonial Labor Policy</w:t>
-      </w:r>
-      <w:r>
-        <w:rPr>
-          <w:sz w:val="24"/>
-          <w:szCs w:val="24"/>
-        </w:rPr>
-        <w:t>, notes that in Malaya, “to be a free laborer often had little real meaning since the working conditions of a free laborer and an indentured laborer differed little or not at all.”</w:t>
-      </w:r>
-      <w:r>
-        <w:rPr>
-          <w:rStyle w:val="FootnoteReference"/>
-          <w:sz w:val="24"/>
-          <w:szCs w:val="24"/>
-          <w:vertAlign w:val="superscript"/>
-        </w:rPr>
-        <w:footnoteReference w:id="36"/>
-      </w:r>
-      <w:r>
-        <w:rPr>
-          <w:sz w:val="24"/>
-          <w:szCs w:val="24"/>
-        </w:rPr>
-        <w:t xml:space="preserve"> Most of the workers, indentured or free, worked for a wage that was differentiated on type of job and the sex and race of the worker. Women generally received “between 70 and 80 percent of male laborers’ wages”</w:t>
-      </w:r>
-      <w:r>
-        <w:rPr>
-          <w:rStyle w:val="FootnoteReference"/>
-          <w:sz w:val="24"/>
-          <w:szCs w:val="24"/>
-          <w:vertAlign w:val="superscript"/>
-        </w:rPr>
-        <w:footnoteReference w:id="37"/>
-      </w:r>
-      <w:r>
-        <w:rPr>
-          <w:sz w:val="24"/>
-          <w:szCs w:val="24"/>
-        </w:rPr>
-        <w:t xml:space="preserve"> and Chinese laborers received more than Indian or Javanese workers. For all workers, the workday was limited, although planters struggled to extend it. </w:t>
-      </w:r>
-    </w:p>
-    <w:p>
-      <w:pPr>
-        <w:pStyle w:val="Normal"/>
-        <w:bidi w:val="0"/>
-        <w:spacing w:lineRule="auto" w:line="480" w:before="0" w:after="0"/>
-        <w:ind w:firstLine="720" w:start="0" w:end="0"/>
-        <w:jc w:val="start"/>
-        <w:rPr>
-          <w:rFonts w:ascii="Liberation Serif" w:hAnsi="Liberation Serif"/>
-        </w:rPr>
-      </w:pPr>
-      <w:r>
-        <w:rPr>
-          <w:sz w:val="24"/>
-          <w:szCs w:val="24"/>
-        </w:rPr>
-        <w:t>In Malaya, a steady supply of workers was ensured by the enticement of good pay, and “in the possibility of his being able, during his two or three years average stay in this country, to remit small amounts of money to relations.”</w:t>
-      </w:r>
-      <w:r>
-        <w:rPr>
-          <w:rStyle w:val="FootnoteReference"/>
-          <w:sz w:val="24"/>
-          <w:szCs w:val="24"/>
-          <w:vertAlign w:val="superscript"/>
-        </w:rPr>
-        <w:footnoteReference w:id="38"/>
-      </w:r>
-      <w:r>
-        <w:rPr>
-          <w:sz w:val="24"/>
-          <w:szCs w:val="24"/>
-        </w:rPr>
-        <w:t xml:space="preserve"> As in the Congo and the Amazon, the labor force was not reproduced locally and generationally, but through tapping an external source of potential workers. In this case, the government of India worked with Malaya to facilitate the migration of workers from southern India to the Malayan rubber fields. Unlike in the wild cultivation fields across the world, workers in Malaya were paid in cash, and employers were directed to provide for workers’ housing, sanitation and medical care in addition to wages.</w:t>
-      </w:r>
-      <w:r>
-        <w:rPr>
-          <w:rStyle w:val="FootnoteReference"/>
-          <w:sz w:val="24"/>
-          <w:szCs w:val="24"/>
-          <w:vertAlign w:val="superscript"/>
-        </w:rPr>
-        <w:footnoteReference w:id="39"/>
-      </w:r>
-      <w:r>
-        <w:rPr>
-          <w:sz w:val="24"/>
-          <w:szCs w:val="24"/>
-        </w:rPr>
-        <w:t xml:space="preserve"> In the 1920s, the level of acceptable wage and quality of social provisions was a fixed point of contention between the government of India, who facilitated the supply of immigrant workers, and the government of Malaya and the planters, who wanted to reduce costs. </w:t>
-      </w:r>
-    </w:p>
-    <w:p>
-      <w:pPr>
-        <w:pStyle w:val="Normal"/>
-        <w:bidi w:val="0"/>
-        <w:spacing w:lineRule="auto" w:line="480" w:before="0" w:after="0"/>
-        <w:ind w:firstLine="720" w:start="0" w:end="0"/>
-        <w:jc w:val="start"/>
-        <w:rPr>
-          <w:rFonts w:ascii="Liberation Serif" w:hAnsi="Liberation Serif"/>
-        </w:rPr>
-      </w:pPr>
-      <w:r>
-        <w:rPr>
-          <w:sz w:val="24"/>
-          <w:szCs w:val="24"/>
-        </w:rPr>
-        <w:t xml:space="preserve">The question of social reproduction is complicated by the introduction of migrant and indentured labor. As with seasonal/transhumant labor in the Amazon, the social reproductive dynamics of migrant workers in colonial Malaya were stretched across vast distances. The existing communities of workers in India and Malaya were disrupted by migration, but do not seem to have been destroyed as in the Congo and among indigenous Amazonians. Rather, the social reproduction of the workforce became bifurcated, operating locally within the amenities of the rubber plantations and regionally through cash transfers across borders. This introduces significant complications to the question of housing and labor reproduction, but provides an exciting opportunity to examine the fundamental relationship between labor and housing in capitalism as it is attenuated by geographical and political space. </w:t>
-      </w:r>
-    </w:p>
-    <w:p>
-      <w:pPr>
-        <w:pStyle w:val="Normal"/>
-        <w:bidi w:val="0"/>
-        <w:spacing w:lineRule="auto" w:line="480" w:before="0" w:after="0"/>
-        <w:ind w:firstLine="720" w:start="0" w:end="0"/>
-        <w:jc w:val="start"/>
-        <w:rPr>
-          <w:rFonts w:ascii="Liberation Serif" w:hAnsi="Liberation Serif"/>
-        </w:rPr>
-      </w:pPr>
-      <w:r>
-        <w:rPr>
-          <w:sz w:val="24"/>
-          <w:szCs w:val="24"/>
-        </w:rPr>
-        <w:t>A steady supply of laborers is a central problem for industry everywhere. The housing and social-reproductive conditions for laborers varied along the global automotive commodity chain. Even at the point of the chain where rubber entered the production process, the living conditions of workers in different regions were structured differently by global and local pressures. The conditions of the reproduction of labor responded to factors such as the availability of cheap labor from an outside source, the resistance of workers to changes in their social and communal patterns, and the type of labor required by capital.</w:t>
+      <w:r>
+        <w:rPr>
+          <w:sz w:val="24"/>
+          <w:szCs w:val="24"/>
+        </w:rPr>
+        <w:t xml:space="preserve">A steady supply of laborers is a central problem for industry everywhere. The social-reproductive conditions </w:t>
+      </w:r>
+      <w:r>
+        <w:rPr>
+          <w:sz w:val="24"/>
+          <w:szCs w:val="24"/>
+        </w:rPr>
+        <w:t>of</w:t>
+      </w:r>
+      <w:r>
+        <w:rPr>
+          <w:sz w:val="24"/>
+          <w:szCs w:val="24"/>
+        </w:rPr>
+        <w:t xml:space="preserve"> laborers varied </w:t>
+      </w:r>
+      <w:r>
+        <w:rPr>
+          <w:sz w:val="24"/>
+          <w:szCs w:val="24"/>
+        </w:rPr>
+        <w:t xml:space="preserve">widely </w:t>
+      </w:r>
+      <w:r>
+        <w:rPr>
+          <w:sz w:val="24"/>
+          <w:szCs w:val="24"/>
+        </w:rPr>
+        <w:t>along the global automotive commodity chain. Even at the point of the chain where rubber entered the production process, the living conditions of workers in different regions were structured differently by global and local pressures. The conditions of the reproduction of labor responded to factors such as the availability of cheap labor from an outside source, the resistance of workers to changes in their social and communal patterns, and the type of labor required by capital.</w:t>
       </w:r>
     </w:p>
     <w:sectPr>
-      <w:footerReference w:type="default" r:id="rId2"/>
+      <w:footerReference w:type="even" r:id="rId2"/>
+      <w:footerReference w:type="default" r:id="rId3"/>
+      <w:footerReference w:type="first" r:id="rId4"/>
       <w:footnotePr>
         <w:numFmt w:val="decimal"/>
       </w:footnotePr>
@@ -1309,102 +1608,27 @@
       <w:pgNumType w:fmt="decimal"/>
       <w:formProt w:val="false"/>
       <w:textDirection w:val="lrTb"/>
+      <w:docGrid w:type="default" w:linePitch="100" w:charSpace="0"/>
     </w:sectPr>
   </w:body>
 </w:document>
 </file>
 
-<file path=word/comments.xml><?xml version="1.0" encoding="utf-8"?>
-<w:comments xmlns:o="urn:schemas-microsoft-com:office:office" xmlns:r="http://schemas.openxmlformats.org/officeDocument/2006/relationships" xmlns:v="urn:schemas-microsoft-com:vml" xmlns:w="http://schemas.openxmlformats.org/wordprocessingml/2006/main" xmlns:w10="urn:schemas-microsoft-com:office:word" xmlns:wp="http://schemas.openxmlformats.org/drawingml/2006/wordprocessingDrawing" xmlns:wps="http://schemas.microsoft.com/office/word/2010/wordprocessingShape" xmlns:wpg="http://schemas.microsoft.com/office/word/2010/wordprocessingGroup" xmlns:mc="http://schemas.openxmlformats.org/markup-compatibility/2006" xmlns:wp14="http://schemas.microsoft.com/office/word/2010/wordprocessingDrawing" xmlns:w14="http://schemas.microsoft.com/office/word/2010/wordml" xmlns:w15="http://schemas.microsoft.com/office/word/2012/wordml" mc:Ignorable="w14 wp14 w15">
-  <w:comment w:id="0" w:author="Unknown Author" w:date="2026-05-11T11:49:25Z" w:initials="">
-    <w:p>
-      <w:pPr>
-        <w:overflowPunct w:val="true"/>
-        <w:bidi w:val="0"/>
-        <w:spacing w:lineRule="auto" w:line="240"/>
-        <w:rPr/>
-      </w:pPr>
-      <w:r>
-        <w:rPr>
-          <w:rFonts w:ascii="Liberation Serif" w:hAnsi="Liberation Serif" w:eastAsia="DejaVu Sans" w:cs="Noto Sans Arabic"/>
-          <w:kern w:val="0"/>
-          <w:sz w:val="24"/>
-          <w:szCs w:val="24"/>
-          <w:lang w:val="en-US" w:eastAsia="en-US" w:bidi="en-US"/>
-        </w:rPr>
-        <w:t>hmmmmm</w:t>
-      </w:r>
-    </w:p>
-  </w:comment>
-  <w:comment w:id="1" w:author="Unknown Author" w:date="2026-05-13T12:00:44Z" w:initials="">
-    <w:p>
-      <w:pPr>
-        <w:overflowPunct w:val="false"/>
-        <w:bidi w:val="0"/>
-        <w:rPr/>
-      </w:pPr>
-      <w:r>
-        <w:rPr>
-          <w:rFonts w:eastAsia="DejaVu Sans" w:cs="Noto Sans Arabic"/>
-          <w:kern w:val="0"/>
-          <w:lang w:val="en-US" w:eastAsia="en-US" w:bidi="en-US"/>
-        </w:rPr>
-        <w:t>Not necessarily true in the Amazon</w:t>
-      </w:r>
-    </w:p>
-  </w:comment>
-  <w:comment w:id="2" w:author="Kenyon Cavender" w:date="2023-11-01T19:27:43Z" w:initials="">
-    <w:p>
-      <w:pPr>
-        <w:overflowPunct w:val="true"/>
-        <w:bidi w:val="0"/>
-        <w:spacing w:lineRule="auto" w:line="240"/>
-        <w:rPr/>
-      </w:pPr>
-      <w:r>
-        <w:rPr>
-          <w:rFonts w:ascii="Arial" w:hAnsi="Arial" w:eastAsia="Arial" w:cs="Arial"/>
-          <w:b w:val="false"/>
-          <w:i w:val="false"/>
-          <w:caps w:val="false"/>
-          <w:smallCaps w:val="false"/>
-          <w:strike w:val="false"/>
-          <w:dstrike w:val="false"/>
-          <w:color w:val="000000"/>
-          <w:kern w:val="0"/>
-          <w:position w:val="0"/>
-          <w:sz w:val="22"/>
-          <w:sz w:val="22"/>
-          <w:szCs w:val="22"/>
-          <w:u w:val="none"/>
-          <w:vertAlign w:val="baseline"/>
-          <w:lang w:val="en-US" w:eastAsia="en-US" w:bidi="en-US"/>
-        </w:rPr>
-        <w:t>brazil vs amazon - make this correct everywhere</w:t>
-      </w:r>
-    </w:p>
-  </w:comment>
-  <w:comment w:id="3" w:author="Unknown Author" w:date="2026-05-13T11:49:09Z" w:initials="">
-    <w:p>
-      <w:pPr>
-        <w:overflowPunct w:val="false"/>
-        <w:bidi w:val="0"/>
-        <w:rPr/>
-      </w:pPr>
-      <w:r>
-        <w:rPr>
-          <w:rFonts w:eastAsia="DejaVu Sans" w:cs="Noto Sans Arabic"/>
-          <w:kern w:val="0"/>
-          <w:lang w:val="en-US" w:eastAsia="en-US" w:bidi="en-US"/>
-        </w:rPr>
-        <w:t>bad</w:t>
-      </w:r>
-    </w:p>
-  </w:comment>
-</w:comments>
+<file path=word/footer1.xml><?xml version="1.0" encoding="utf-8"?>
+<w:ftr xmlns:o="urn:schemas-microsoft-com:office:office" xmlns:r="http://schemas.openxmlformats.org/officeDocument/2006/relationships" xmlns:v="urn:schemas-microsoft-com:vml" xmlns:w="http://schemas.openxmlformats.org/wordprocessingml/2006/main" xmlns:w10="urn:schemas-microsoft-com:office:word" xmlns:wp="http://schemas.openxmlformats.org/drawingml/2006/wordprocessingDrawing" xmlns:wps="http://schemas.microsoft.com/office/word/2010/wordprocessingShape" xmlns:wpg="http://schemas.microsoft.com/office/word/2010/wordprocessingGroup" xmlns:mc="http://schemas.openxmlformats.org/markup-compatibility/2006" xmlns:wp14="http://schemas.microsoft.com/office/word/2010/wordprocessingDrawing" xmlns:w14="http://schemas.microsoft.com/office/word/2010/wordml" xmlns:w15="http://schemas.microsoft.com/office/word/2012/wordml" mc:Ignorable="w14 wp14 w15">
+  <w:p>
+    <w:pPr>
+      <w:pStyle w:val="Footer"/>
+      <w:rPr/>
+    </w:pPr>
+    <w:r>
+      <w:rPr/>
+    </w:r>
+  </w:p>
+</w:ftr>
 </file>
 
-<file path=word/footer1.xml><?xml version="1.0" encoding="utf-8"?>
+<file path=word/footer2.xml><?xml version="1.0" encoding="utf-8"?>
 <w:ftr xmlns:o="urn:schemas-microsoft-com:office:office" xmlns:r="http://schemas.openxmlformats.org/officeDocument/2006/relationships" xmlns:v="urn:schemas-microsoft-com:vml" xmlns:w="http://schemas.openxmlformats.org/wordprocessingml/2006/main" xmlns:w10="urn:schemas-microsoft-com:office:word" xmlns:wp="http://schemas.openxmlformats.org/drawingml/2006/wordprocessingDrawing" xmlns:wps="http://schemas.microsoft.com/office/word/2010/wordprocessingShape" xmlns:wpg="http://schemas.microsoft.com/office/word/2010/wordprocessingGroup" xmlns:mc="http://schemas.openxmlformats.org/markup-compatibility/2006" xmlns:wp14="http://schemas.microsoft.com/office/word/2010/wordprocessingDrawing" xmlns:w14="http://schemas.microsoft.com/office/word/2010/wordml" xmlns:w15="http://schemas.microsoft.com/office/word/2012/wordml" mc:Ignorable="w14 wp14 w15">
   <w:p>
     <w:pPr>
@@ -1428,7 +1652,7 @@
     </w:r>
     <w:r>
       <w:rPr/>
-      <w:t>13</w:t>
+      <w:t>12</w:t>
     </w:r>
     <w:r>
       <w:rPr/>
@@ -1439,6 +1663,41 @@
 </w:ftr>
 </file>
 
+<file path=word/footer3.xml><?xml version="1.0" encoding="utf-8"?>
+<w:ftr xmlns:o="urn:schemas-microsoft-com:office:office" xmlns:r="http://schemas.openxmlformats.org/officeDocument/2006/relationships" xmlns:v="urn:schemas-microsoft-com:vml" xmlns:w="http://schemas.openxmlformats.org/wordprocessingml/2006/main" xmlns:w10="urn:schemas-microsoft-com:office:word" xmlns:wp="http://schemas.openxmlformats.org/drawingml/2006/wordprocessingDrawing" xmlns:wps="http://schemas.microsoft.com/office/word/2010/wordprocessingShape" xmlns:wpg="http://schemas.microsoft.com/office/word/2010/wordprocessingGroup" xmlns:mc="http://schemas.openxmlformats.org/markup-compatibility/2006" xmlns:wp14="http://schemas.microsoft.com/office/word/2010/wordprocessingDrawing" xmlns:w14="http://schemas.microsoft.com/office/word/2010/wordml" xmlns:w15="http://schemas.microsoft.com/office/word/2012/wordml" mc:Ignorable="w14 wp14 w15">
+  <w:p>
+    <w:pPr>
+      <w:pStyle w:val="Footer"/>
+      <w:bidi w:val="0"/>
+      <w:jc w:val="center"/>
+      <w:rPr/>
+    </w:pPr>
+    <w:bookmarkStart w:id="1" w:name="PageNumWizard_FOOTER_Default_Page_Style1"/>
+    <w:r>
+      <w:rPr/>
+      <w:fldChar w:fldCharType="begin"/>
+    </w:r>
+    <w:r>
+      <w:rPr/>
+      <w:instrText xml:space="preserve"> PAGE </w:instrText>
+    </w:r>
+    <w:r>
+      <w:rPr/>
+      <w:fldChar w:fldCharType="separate"/>
+    </w:r>
+    <w:r>
+      <w:rPr/>
+      <w:t>12</w:t>
+    </w:r>
+    <w:r>
+      <w:rPr/>
+      <w:fldChar w:fldCharType="end"/>
+    </w:r>
+    <w:bookmarkEnd w:id="1"/>
+  </w:p>
+</w:ftr>
+</file>
+
 <file path=word/footnotes.xml><?xml version="1.0" encoding="utf-8"?>
 <w:footnotes xmlns:o="urn:schemas-microsoft-com:office:office" xmlns:r="http://schemas.openxmlformats.org/officeDocument/2006/relationships" xmlns:v="urn:schemas-microsoft-com:vml" xmlns:w="http://schemas.openxmlformats.org/wordprocessingml/2006/main" xmlns:w10="urn:schemas-microsoft-com:office:word" xmlns:wp="http://schemas.openxmlformats.org/drawingml/2006/wordprocessingDrawing" xmlns:wps="http://schemas.microsoft.com/office/word/2010/wordprocessingShape" xmlns:wpg="http://schemas.microsoft.com/office/word/2010/wordprocessingGroup" xmlns:mc="http://schemas.openxmlformats.org/markup-compatibility/2006" xmlns:wp14="http://schemas.microsoft.com/office/word/2010/wordprocessingDrawing" xmlns:w14="http://schemas.microsoft.com/office/word/2010/wordml" xmlns:w15="http://schemas.microsoft.com/office/word/2012/wordml" mc:Ignorable="w14 wp14 w15">
   <w:footnote w:id="0" w:type="separator">
@@ -2173,6 +2432,50 @@
           <w:szCs w:val="20"/>
         </w:rPr>
         <w:tab/>
+        <w:t xml:space="preserve">de Mello, Louise Cardoso and Sven Van Melkebeke. 2019. “From the Amazon to the Congo Valley,” in </w:t>
+      </w:r>
+      <w:r>
+        <w:rPr>
+          <w:rFonts w:eastAsia="Times New Roman" w:cs="Times New Roman"/>
+          <w:i/>
+          <w:sz w:val="20"/>
+          <w:szCs w:val="20"/>
+        </w:rPr>
+        <w:t>Commodity Frontiers and Global Capitalist Expansion.</w:t>
+      </w:r>
+      <w:r>
+        <w:rPr>
+          <w:rFonts w:eastAsia="Times New Roman" w:cs="Times New Roman"/>
+          <w:sz w:val="20"/>
+          <w:szCs w:val="20"/>
+        </w:rPr>
+        <w:t xml:space="preserve"> Ed. Sabrina Joseph. Palgrave MacMillan. 148</w:t>
+      </w:r>
+    </w:p>
+  </w:footnote>
+  <w:footnote w:id="20">
+    <w:p>
+      <w:pPr>
+        <w:pStyle w:val="FootnoteText"/>
+        <w:bidi w:val="0"/>
+        <w:jc w:val="start"/>
+        <w:rPr>
+          <w:rFonts w:ascii="Liberation Serif" w:hAnsi="Liberation Serif"/>
+        </w:rPr>
+      </w:pPr>
+      <w:r>
+        <w:rPr>
+          <w:rStyle w:val="FootnoteCharacters"/>
+        </w:rPr>
+        <w:footnoteRef/>
+      </w:r>
+      <w:r>
+        <w:rPr>
+          <w:rFonts w:eastAsia="Times New Roman" w:cs="Times New Roman"/>
+          <w:sz w:val="20"/>
+          <w:szCs w:val="20"/>
+        </w:rPr>
+        <w:tab/>
         <w:t xml:space="preserve">Coates, </w:t>
       </w:r>
       <w:r>
@@ -2194,30 +2497,122 @@
       </w:r>
     </w:p>
   </w:footnote>
-  <w:footnote w:id="20">
-    <w:p>
-      <w:pPr>
-        <w:pStyle w:val="FootnoteText"/>
-        <w:bidi w:val="0"/>
-        <w:jc w:val="start"/>
-        <w:rPr>
-          <w:rFonts w:ascii="Liberation Serif" w:hAnsi="Liberation Serif"/>
-        </w:rPr>
-      </w:pPr>
-      <w:r>
-        <w:rPr>
-          <w:rStyle w:val="FootnoteCharacters"/>
-        </w:rPr>
-        <w:footnoteRef/>
-      </w:r>
-      <w:r>
-        <w:rPr>
-          <w:rFonts w:eastAsia="Times New Roman" w:cs="Times New Roman"/>
-          <w:sz w:val="20"/>
-          <w:szCs w:val="20"/>
-        </w:rPr>
-        <w:tab/>
-        <w:t xml:space="preserve">Coates, </w:t>
+  <w:footnote w:id="21">
+    <w:p>
+      <w:pPr>
+        <w:pStyle w:val="FootnoteText"/>
+        <w:suppressLineNumbers/>
+        <w:bidi w:val="0"/>
+        <w:ind w:hanging="340" w:start="340"/>
+        <w:jc w:val="start"/>
+        <w:rPr/>
+      </w:pPr>
+      <w:r>
+        <w:rPr>
+          <w:rStyle w:val="FootnoteCharacters"/>
+        </w:rPr>
+        <w:footnoteRef/>
+      </w:r>
+      <w:r>
+        <w:rPr/>
+        <w:tab/>
+        <w:t>de Mello and Melkebeke, “From the Amazon to the Congo Valley,” 143</w:t>
+      </w:r>
+    </w:p>
+  </w:footnote>
+  <w:footnote w:id="22">
+    <w:p>
+      <w:pPr>
+        <w:pStyle w:val="FootnoteText"/>
+        <w:suppressLineNumbers/>
+        <w:bidi w:val="0"/>
+        <w:ind w:hanging="340" w:start="340"/>
+        <w:jc w:val="start"/>
+        <w:rPr/>
+      </w:pPr>
+      <w:r>
+        <w:rPr>
+          <w:rStyle w:val="FootnoteCharacters"/>
+        </w:rPr>
+        <w:footnoteRef/>
+      </w:r>
+      <w:r>
+        <w:rPr/>
+        <w:tab/>
+        <w:t>de Mello and Melkebeke, “From the Amazon to the Congo Valley,” 147</w:t>
+      </w:r>
+    </w:p>
+  </w:footnote>
+  <w:footnote w:id="23">
+    <w:p>
+      <w:pPr>
+        <w:pStyle w:val="FootnoteText"/>
+        <w:suppressLineNumbers/>
+        <w:bidi w:val="0"/>
+        <w:ind w:hanging="340" w:start="340"/>
+        <w:jc w:val="start"/>
+        <w:rPr/>
+      </w:pPr>
+      <w:r>
+        <w:rPr>
+          <w:rStyle w:val="FootnoteCharacters"/>
+        </w:rPr>
+        <w:footnoteRef/>
+      </w:r>
+      <w:r>
+        <w:rPr/>
+        <w:tab/>
+        <w:t>de Mello and Melkebeke, “From the Amazon to the Congo Valley,” 152,3</w:t>
+      </w:r>
+    </w:p>
+  </w:footnote>
+  <w:footnote w:id="24">
+    <w:p>
+      <w:pPr>
+        <w:pStyle w:val="FootnoteText"/>
+        <w:suppressLineNumbers/>
+        <w:bidi w:val="0"/>
+        <w:ind w:hanging="340" w:start="340"/>
+        <w:jc w:val="start"/>
+        <w:rPr/>
+      </w:pPr>
+      <w:r>
+        <w:rPr>
+          <w:rStyle w:val="FootnoteCharacters"/>
+        </w:rPr>
+        <w:footnoteRef/>
+      </w:r>
+      <w:r>
+        <w:rPr/>
+        <w:tab/>
+        <w:t xml:space="preserve">de Mello and Melkebeke, “From the Amazon to the Congo Valley,” 153 </w:t>
+      </w:r>
+    </w:p>
+  </w:footnote>
+  <w:footnote w:id="25">
+    <w:p>
+      <w:pPr>
+        <w:pStyle w:val="FootnoteText"/>
+        <w:bidi w:val="0"/>
+        <w:jc w:val="start"/>
+        <w:rPr>
+          <w:rFonts w:ascii="Liberation Serif" w:hAnsi="Liberation Serif"/>
+        </w:rPr>
+      </w:pPr>
+      <w:r>
+        <w:rPr>
+          <w:rStyle w:val="FootnoteCharacters"/>
+        </w:rPr>
+        <w:footnoteRef/>
+      </w:r>
+      <w:r>
+        <w:rPr>
+          <w:rFonts w:eastAsia="Times New Roman" w:cs="Times New Roman"/>
+          <w:sz w:val="20"/>
+          <w:szCs w:val="20"/>
+        </w:rPr>
+        <w:tab/>
+        <w:t xml:space="preserve">Mies, Maria. 1986. </w:t>
       </w:r>
       <w:r>
         <w:rPr>
@@ -2226,19 +2621,63 @@
           <w:sz w:val="20"/>
           <w:szCs w:val="20"/>
         </w:rPr>
-        <w:t>Commerce in Rubber</w:t>
-      </w:r>
-      <w:r>
-        <w:rPr>
-          <w:rFonts w:eastAsia="Times New Roman" w:cs="Times New Roman"/>
-          <w:sz w:val="20"/>
-          <w:szCs w:val="20"/>
-        </w:rPr>
-        <w:t>, 162</w:t>
-      </w:r>
-    </w:p>
-  </w:footnote>
-  <w:footnote w:id="21">
+        <w:t xml:space="preserve">Patriarchy and Accumulation on a World Scale. </w:t>
+      </w:r>
+      <w:r>
+        <w:rPr>
+          <w:rFonts w:eastAsia="Times New Roman" w:cs="Times New Roman"/>
+          <w:sz w:val="20"/>
+          <w:szCs w:val="20"/>
+        </w:rPr>
+        <w:t>London: Zed Books. 91</w:t>
+      </w:r>
+    </w:p>
+  </w:footnote>
+  <w:footnote w:id="26">
+    <w:p>
+      <w:pPr>
+        <w:pStyle w:val="FootnoteText"/>
+        <w:bidi w:val="0"/>
+        <w:jc w:val="start"/>
+        <w:rPr>
+          <w:rFonts w:ascii="Liberation Serif" w:hAnsi="Liberation Serif"/>
+        </w:rPr>
+      </w:pPr>
+      <w:r>
+        <w:rPr>
+          <w:rStyle w:val="FootnoteCharacters"/>
+        </w:rPr>
+        <w:footnoteRef/>
+      </w:r>
+      <w:r>
+        <w:rPr>
+          <w:rFonts w:eastAsia="Times New Roman" w:cs="Times New Roman"/>
+          <w:sz w:val="20"/>
+          <w:szCs w:val="20"/>
+        </w:rPr>
+        <w:tab/>
+        <w:t xml:space="preserve">Mies, Maria. </w:t>
+      </w:r>
+      <w:r>
+        <w:rPr>
+          <w:rFonts w:eastAsia="Times New Roman" w:cs="Times New Roman"/>
+          <w:i/>
+          <w:sz w:val="20"/>
+          <w:szCs w:val="20"/>
+        </w:rPr>
+        <w:t>Patriarchy and Accumulation</w:t>
+      </w:r>
+      <w:r>
+        <w:rPr>
+          <w:rFonts w:eastAsia="Times New Roman" w:cs="Times New Roman"/>
+          <w:sz w:val="20"/>
+          <w:szCs w:val="20"/>
+        </w:rPr>
+        <w:t>. 91</w:t>
+      </w:r>
+    </w:p>
+  </w:footnote>
+  <w:footnote w:id="27">
     <w:p>
       <w:pPr>
         <w:pStyle w:val="FootnoteText"/>
@@ -2257,62 +2696,97 @@
       <w:r>
         <w:rPr/>
         <w:tab/>
-        <w:t>Coomes and Barham, “The Amazon Rubber Boom”. 242</w:t>
-      </w:r>
-    </w:p>
-  </w:footnote>
-  <w:footnote w:id="22">
-    <w:p>
-      <w:pPr>
-        <w:pStyle w:val="FootnoteText"/>
-        <w:bidi w:val="0"/>
-        <w:jc w:val="start"/>
-        <w:rPr>
-          <w:rFonts w:ascii="Liberation Serif" w:hAnsi="Liberation Serif"/>
-        </w:rPr>
-      </w:pPr>
-      <w:r>
-        <w:rPr>
-          <w:rStyle w:val="FootnoteCharacters"/>
-        </w:rPr>
-        <w:footnoteRef/>
-      </w:r>
-      <w:r>
-        <w:rPr>
-          <w:rFonts w:eastAsia="Times New Roman" w:cs="Times New Roman"/>
-          <w:sz w:val="20"/>
-          <w:szCs w:val="20"/>
-        </w:rPr>
-        <w:tab/>
-        <w:t xml:space="preserve">de Mello, Louise Cardoso and Sven Van Melkebeke. 2019. “From the Amazon to the Congo Valley,” in </w:t>
-      </w:r>
-      <w:r>
-        <w:rPr>
-          <w:rFonts w:eastAsia="Times New Roman" w:cs="Times New Roman"/>
+        <w:t>de Mello and Melkebeke, “From the Amazon to the Congo Valley,” 145,6</w:t>
+      </w:r>
+    </w:p>
+  </w:footnote>
+  <w:footnote w:id="28">
+    <w:p>
+      <w:pPr>
+        <w:pStyle w:val="FootnoteText"/>
+        <w:suppressLineNumbers/>
+        <w:bidi w:val="0"/>
+        <w:ind w:hanging="340" w:start="340"/>
+        <w:jc w:val="start"/>
+        <w:rPr/>
+      </w:pPr>
+      <w:r>
+        <w:rPr>
+          <w:rStyle w:val="FootnoteCharacters"/>
+        </w:rPr>
+        <w:footnoteRef/>
+      </w:r>
+      <w:r>
+        <w:rPr/>
+        <w:tab/>
+        <w:t>de Mello and Melkebeke, “From the Amazon to the Congo Valley,” 160</w:t>
+      </w:r>
+    </w:p>
+  </w:footnote>
+  <w:footnote w:id="29">
+    <w:p>
+      <w:pPr>
+        <w:pStyle w:val="FootnoteText"/>
+        <w:suppressLineNumbers/>
+        <w:bidi w:val="0"/>
+        <w:ind w:hanging="340" w:start="340"/>
+        <w:jc w:val="start"/>
+        <w:rPr/>
+      </w:pPr>
+      <w:r>
+        <w:rPr>
+          <w:rStyle w:val="FootnoteCharacters"/>
+        </w:rPr>
+        <w:footnoteRef/>
+      </w:r>
+      <w:r>
+        <w:rPr/>
+        <w:tab/>
+        <w:t>de Mello and Melkebeke, “From the Amazon to the Congo Valley,” 161</w:t>
+      </w:r>
+    </w:p>
+  </w:footnote>
+  <w:footnote w:id="30">
+    <w:p>
+      <w:pPr>
+        <w:pStyle w:val="FootnoteText"/>
+        <w:rPr>
+          <w:highlight w:val="none"/>
+          <w:shd w:fill="auto" w:val="clear"/>
+        </w:rPr>
+      </w:pPr>
+      <w:r>
+        <w:rPr>
+          <w:rStyle w:val="FootnoteCharacters"/>
+        </w:rPr>
+        <w:footnoteRef/>
+      </w:r>
+      <w:r>
+        <w:rPr>
+          <w:shd w:fill="auto" w:val="clear"/>
+        </w:rPr>
+        <w:tab/>
+        <w:t xml:space="preserve">Barbara Weinstein, “Capital Penetration and Problems of Labor Control in the Amazon Rubber Trade,” </w:t>
+      </w:r>
+      <w:r>
+        <w:rPr>
           <w:i/>
-          <w:sz w:val="20"/>
-          <w:szCs w:val="20"/>
-        </w:rPr>
-        <w:t>Commodity Frontiers and Global Capitalist Expansion.</w:t>
-      </w:r>
-      <w:r>
-        <w:rPr>
-          <w:rFonts w:eastAsia="Times New Roman" w:cs="Times New Roman"/>
-          <w:sz w:val="20"/>
-          <w:szCs w:val="20"/>
-        </w:rPr>
-        <w:t xml:space="preserve"> Ed. Sabrina Joseph. Palgrave MacMillan. 148</w:t>
-      </w:r>
-    </w:p>
-  </w:footnote>
-  <w:footnote w:id="23">
-    <w:p>
-      <w:pPr>
-        <w:pStyle w:val="FootnoteText"/>
-        <w:suppressLineNumbers/>
-        <w:bidi w:val="0"/>
-        <w:ind w:hanging="340" w:start="340"/>
-        <w:jc w:val="start"/>
+          <w:shd w:fill="auto" w:val="clear"/>
+        </w:rPr>
+        <w:t>Radical History Review</w:t>
+      </w:r>
+      <w:r>
+        <w:rPr>
+          <w:shd w:fill="auto" w:val="clear"/>
+        </w:rPr>
+        <w:t xml:space="preserve"> 27 (1983): 121–40.</w:t>
+      </w:r>
+    </w:p>
+  </w:footnote>
+  <w:footnote w:id="31">
+    <w:p>
+      <w:pPr>
+        <w:pStyle w:val="FootnoteText"/>
         <w:rPr/>
       </w:pPr>
       <w:r>
@@ -2324,147 +2798,152 @@
       <w:r>
         <w:rPr/>
         <w:tab/>
-        <w:t>de Mello and Melkebeke, “From the Amazon to the Congo Valley,” 143</w:t>
-      </w:r>
-    </w:p>
-  </w:footnote>
-  <w:footnote w:id="24">
-    <w:p>
-      <w:pPr>
-        <w:pStyle w:val="FootnoteText"/>
-        <w:suppressLineNumbers/>
-        <w:bidi w:val="0"/>
-        <w:ind w:hanging="340" w:start="340"/>
-        <w:jc w:val="start"/>
+        <w:t xml:space="preserve"> </w:t>
+      </w:r>
+      <w:r>
         <w:rPr/>
-      </w:pPr>
-      <w:r>
-        <w:rPr>
-          <w:rStyle w:val="FootnoteCharacters"/>
-        </w:rPr>
-        <w:footnoteRef/>
+        <w:t xml:space="preserve">Warren Dean, </w:t>
+      </w:r>
+      <w:r>
+        <w:rPr>
+          <w:i/>
+        </w:rPr>
+        <w:t>Brazil and the Struggle for Rubber: A Study in Environmental History</w:t>
       </w:r>
       <w:r>
         <w:rPr/>
-        <w:tab/>
-        <w:t>de Mello and Melkebeke, “From the Amazon to the Congo Valley,” 147</w:t>
-      </w:r>
-    </w:p>
-  </w:footnote>
-  <w:footnote w:id="25">
-    <w:p>
-      <w:pPr>
-        <w:pStyle w:val="FootnoteText"/>
-        <w:suppressLineNumbers/>
-        <w:bidi w:val="0"/>
-        <w:ind w:hanging="340" w:start="340"/>
-        <w:jc w:val="start"/>
+        <w:t xml:space="preserve"> (Cambridge University Press, 1987).</w:t>
+      </w:r>
+    </w:p>
+  </w:footnote>
+  <w:footnote w:id="32">
+    <w:p>
+      <w:pPr>
+        <w:pStyle w:val="FootnoteText"/>
+        <w:bidi w:val="0"/>
+        <w:jc w:val="start"/>
+        <w:rPr>
+          <w:rFonts w:ascii="Liberation Serif" w:hAnsi="Liberation Serif"/>
+        </w:rPr>
+      </w:pPr>
+      <w:r>
+        <w:rPr>
+          <w:rStyle w:val="FootnoteCharacters"/>
+        </w:rPr>
+        <w:footnoteRef/>
+      </w:r>
+      <w:r>
+        <w:rPr>
+          <w:rFonts w:eastAsia="Times New Roman" w:cs="Times New Roman"/>
+          <w:sz w:val="20"/>
+          <w:szCs w:val="20"/>
+        </w:rPr>
+        <w:tab/>
+        <w:t xml:space="preserve">Drabble, J. H. 1967. “The Plantation Rubber Industry in Malaya up to 1922.” </w:t>
+      </w:r>
+      <w:r>
+        <w:rPr>
+          <w:rFonts w:eastAsia="Times New Roman" w:cs="Times New Roman"/>
+          <w:i/>
+          <w:sz w:val="20"/>
+          <w:szCs w:val="20"/>
+        </w:rPr>
+        <w:t>Journal of the Malaysian Branch of the Royal Asiatic Society.</w:t>
+      </w:r>
+      <w:r>
+        <w:rPr>
+          <w:rFonts w:eastAsia="Times New Roman" w:cs="Times New Roman"/>
+          <w:sz w:val="20"/>
+          <w:szCs w:val="20"/>
+        </w:rPr>
+        <w:t xml:space="preserve"> Vol 40:1. 54</w:t>
+      </w:r>
+    </w:p>
+  </w:footnote>
+  <w:footnote w:id="33">
+    <w:p>
+      <w:pPr>
+        <w:pStyle w:val="FootnoteText"/>
+        <w:bidi w:val="0"/>
+        <w:jc w:val="start"/>
+        <w:rPr>
+          <w:rFonts w:ascii="Liberation Serif" w:hAnsi="Liberation Serif"/>
+        </w:rPr>
+      </w:pPr>
+      <w:r>
+        <w:rPr>
+          <w:rStyle w:val="FootnoteCharacters"/>
+        </w:rPr>
+        <w:footnoteRef/>
+      </w:r>
+      <w:r>
         <w:rPr/>
-      </w:pPr>
-      <w:r>
-        <w:rPr>
-          <w:rStyle w:val="FootnoteCharacters"/>
-        </w:rPr>
-        <w:footnoteRef/>
-      </w:r>
-      <w:r>
+        <w:tab/>
+        <w:t xml:space="preserve">Drabble, “Plantation Rubber Industry,” 59 </w:t>
+      </w:r>
+    </w:p>
+  </w:footnote>
+  <w:footnote w:id="34">
+    <w:p>
+      <w:pPr>
+        <w:pStyle w:val="FootnoteText"/>
         <w:rPr/>
-        <w:tab/>
-        <w:t>de Mello and Melkebeke, “From the Amazon to the Congo Valley,” 152,3</w:t>
-      </w:r>
-    </w:p>
-  </w:footnote>
-  <w:footnote w:id="26">
-    <w:p>
-      <w:pPr>
-        <w:pStyle w:val="FootnoteText"/>
-        <w:suppressLineNumbers/>
-        <w:bidi w:val="0"/>
-        <w:ind w:hanging="340" w:start="340"/>
-        <w:jc w:val="start"/>
+      </w:pPr>
+      <w:r>
+        <w:rPr>
+          <w:rStyle w:val="FootnoteCharacters"/>
+        </w:rPr>
+        <w:footnoteRef/>
+      </w:r>
+      <w:r>
         <w:rPr/>
-      </w:pPr>
-      <w:r>
-        <w:rPr>
-          <w:rStyle w:val="FootnoteCharacters"/>
-        </w:rPr>
-        <w:footnoteRef/>
+        <w:tab/>
+        <w:t xml:space="preserve"> </w:t>
       </w:r>
       <w:r>
         <w:rPr/>
-        <w:tab/>
-        <w:t xml:space="preserve">de Mello and Melkebeke, “From the Amazon to the Congo Valley,” 153 </w:t>
-      </w:r>
-    </w:p>
-  </w:footnote>
-  <w:footnote w:id="27">
-    <w:p>
-      <w:pPr>
-        <w:pStyle w:val="FootnoteText"/>
-        <w:bidi w:val="0"/>
-        <w:jc w:val="start"/>
-        <w:rPr>
-          <w:rFonts w:ascii="Liberation Serif" w:hAnsi="Liberation Serif"/>
-        </w:rPr>
-      </w:pPr>
-      <w:r>
-        <w:rPr>
-          <w:rStyle w:val="FootnoteCharacters"/>
-        </w:rPr>
-        <w:footnoteRef/>
-      </w:r>
-      <w:r>
-        <w:rPr>
-          <w:rFonts w:eastAsia="Times New Roman" w:cs="Times New Roman"/>
-          <w:sz w:val="20"/>
-          <w:szCs w:val="20"/>
-        </w:rPr>
-        <w:tab/>
-        <w:t xml:space="preserve">Mies, Maria. 1986. </w:t>
-      </w:r>
-      <w:r>
-        <w:rPr>
-          <w:rFonts w:eastAsia="Times New Roman" w:cs="Times New Roman"/>
+        <w:t xml:space="preserve">Sunil S. Amrith, </w:t>
+      </w:r>
+      <w:r>
+        <w:rPr>
           <w:i/>
-          <w:sz w:val="20"/>
-          <w:szCs w:val="20"/>
-        </w:rPr>
-        <w:t xml:space="preserve">Patriarchy and Accumulation on a World Scale. </w:t>
-      </w:r>
-      <w:r>
-        <w:rPr>
-          <w:rFonts w:eastAsia="Times New Roman" w:cs="Times New Roman"/>
-          <w:sz w:val="20"/>
-          <w:szCs w:val="20"/>
-        </w:rPr>
-        <w:t>London: Zed Books. 91</w:t>
-      </w:r>
-    </w:p>
-  </w:footnote>
-  <w:footnote w:id="28">
-    <w:p>
-      <w:pPr>
-        <w:pStyle w:val="FootnoteText"/>
-        <w:bidi w:val="0"/>
-        <w:jc w:val="start"/>
-        <w:rPr>
-          <w:rFonts w:ascii="Liberation Serif" w:hAnsi="Liberation Serif"/>
-        </w:rPr>
-      </w:pPr>
-      <w:r>
-        <w:rPr>
-          <w:rStyle w:val="FootnoteCharacters"/>
-        </w:rPr>
-        <w:footnoteRef/>
-      </w:r>
-      <w:r>
-        <w:rPr>
-          <w:rFonts w:eastAsia="Times New Roman" w:cs="Times New Roman"/>
-          <w:sz w:val="20"/>
-          <w:szCs w:val="20"/>
-        </w:rPr>
-        <w:tab/>
-        <w:t xml:space="preserve">Mies, Maria. </w:t>
+        </w:rPr>
+        <w:t>Crossing the Bay of Bengal: The Furies of Nature and the Fortunes of Migrants</w:t>
+      </w:r>
+      <w:r>
+        <w:rPr/>
+        <w:t xml:space="preserve"> (Harvard University Press, 2013)</w:t>
+      </w:r>
+      <w:r>
+        <w:rPr/>
+        <w:t>. 2</w:t>
+      </w:r>
+    </w:p>
+  </w:footnote>
+  <w:footnote w:id="35">
+    <w:p>
+      <w:pPr>
+        <w:pStyle w:val="FootnoteText"/>
+        <w:bidi w:val="0"/>
+        <w:jc w:val="start"/>
+        <w:rPr>
+          <w:rFonts w:ascii="Liberation Serif" w:hAnsi="Liberation Serif"/>
+        </w:rPr>
+      </w:pPr>
+      <w:r>
+        <w:rPr>
+          <w:rStyle w:val="FootnoteCharacters"/>
+        </w:rPr>
+        <w:footnoteRef/>
+      </w:r>
+      <w:r>
+        <w:rPr>
+          <w:rFonts w:eastAsia="Times New Roman" w:cs="Times New Roman"/>
+          <w:sz w:val="20"/>
+          <w:szCs w:val="20"/>
+        </w:rPr>
+        <w:tab/>
+        <w:t xml:space="preserve">Parmer, </w:t>
       </w:r>
       <w:r>
         <w:rPr>
@@ -2473,26 +2952,66 @@
           <w:sz w:val="20"/>
           <w:szCs w:val="20"/>
         </w:rPr>
-        <w:t>Patriarchy and Accumulation</w:t>
-      </w:r>
-      <w:r>
-        <w:rPr>
-          <w:rFonts w:eastAsia="Times New Roman" w:cs="Times New Roman"/>
-          <w:sz w:val="20"/>
-          <w:szCs w:val="20"/>
-        </w:rPr>
-        <w:t>. 91</w:t>
-      </w:r>
-    </w:p>
-  </w:footnote>
-  <w:footnote w:id="29">
-    <w:p>
-      <w:pPr>
-        <w:pStyle w:val="FootnoteText"/>
-        <w:suppressLineNumbers/>
-        <w:bidi w:val="0"/>
-        <w:ind w:hanging="340" w:start="340"/>
-        <w:jc w:val="start"/>
+        <w:t>Colonial Labor Policy</w:t>
+      </w:r>
+      <w:r>
+        <w:rPr>
+          <w:rFonts w:eastAsia="Times New Roman" w:cs="Times New Roman"/>
+          <w:sz w:val="20"/>
+          <w:szCs w:val="20"/>
+        </w:rPr>
+        <w:t>, 16</w:t>
+      </w:r>
+    </w:p>
+  </w:footnote>
+  <w:footnote w:id="36">
+    <w:p>
+      <w:pPr>
+        <w:pStyle w:val="FootnoteText"/>
+        <w:bidi w:val="0"/>
+        <w:jc w:val="start"/>
+        <w:rPr>
+          <w:rFonts w:ascii="Liberation Serif" w:hAnsi="Liberation Serif"/>
+        </w:rPr>
+      </w:pPr>
+      <w:r>
+        <w:rPr>
+          <w:rStyle w:val="FootnoteCharacters"/>
+        </w:rPr>
+        <w:footnoteRef/>
+      </w:r>
+      <w:r>
+        <w:rPr>
+          <w:rFonts w:eastAsia="Times New Roman" w:cs="Times New Roman"/>
+          <w:sz w:val="20"/>
+          <w:szCs w:val="20"/>
+        </w:rPr>
+        <w:tab/>
+        <w:t xml:space="preserve">Parmer, </w:t>
+      </w:r>
+      <w:r>
+        <w:rPr>
+          <w:rFonts w:eastAsia="Times New Roman" w:cs="Times New Roman"/>
+          <w:i/>
+          <w:sz w:val="20"/>
+          <w:szCs w:val="20"/>
+        </w:rPr>
+        <w:t>Colonial Labor Policy</w:t>
+      </w:r>
+      <w:r>
+        <w:rPr>
+          <w:rFonts w:eastAsia="Times New Roman" w:cs="Times New Roman"/>
+          <w:sz w:val="20"/>
+          <w:szCs w:val="20"/>
+        </w:rPr>
+        <w:t>, 177</w:t>
+      </w:r>
+    </w:p>
+  </w:footnote>
+  <w:footnote w:id="37">
+    <w:p>
+      <w:pPr>
+        <w:pStyle w:val="FootnoteText"/>
         <w:rPr/>
       </w:pPr>
       <w:r>
@@ -2504,323 +3023,25 @@
       <w:r>
         <w:rPr/>
         <w:tab/>
-        <w:t>de Mello and Melkebeke, “From the Amazon to the Congo Valley,” 145,6</w:t>
-      </w:r>
-    </w:p>
-  </w:footnote>
-  <w:footnote w:id="30">
-    <w:p>
-      <w:pPr>
-        <w:pStyle w:val="FootnoteText"/>
-        <w:suppressLineNumbers/>
-        <w:bidi w:val="0"/>
-        <w:ind w:hanging="340" w:start="340"/>
-        <w:jc w:val="start"/>
+        <w:t xml:space="preserve"> </w:t>
+      </w:r>
+      <w:r>
         <w:rPr/>
-      </w:pPr>
-      <w:r>
-        <w:rPr>
-          <w:rStyle w:val="FootnoteCharacters"/>
-        </w:rPr>
-        <w:footnoteRef/>
+        <w:t xml:space="preserve">Tirthankar Roy, “Sardars, Jobbers, Kanganies: The Labour Contractor and Indian Economic History,” </w:t>
+      </w:r>
+      <w:r>
+        <w:rPr>
+          <w:i/>
+        </w:rPr>
+        <w:t>Modern Asian Studies</w:t>
       </w:r>
       <w:r>
         <w:rPr/>
-        <w:tab/>
-        <w:t>de Mello and Melkebeke, “From the Amazon to the Congo Valley,” 160</w:t>
-      </w:r>
-    </w:p>
-  </w:footnote>
-  <w:footnote w:id="31">
-    <w:p>
-      <w:pPr>
-        <w:pStyle w:val="FootnoteText"/>
-        <w:suppressLineNumbers/>
-        <w:bidi w:val="0"/>
-        <w:ind w:hanging="340" w:start="340"/>
-        <w:jc w:val="start"/>
-        <w:rPr/>
-      </w:pPr>
-      <w:r>
-        <w:rPr>
-          <w:rStyle w:val="FootnoteCharacters"/>
-        </w:rPr>
-        <w:footnoteRef/>
-      </w:r>
-      <w:r>
-        <w:rPr/>
-        <w:tab/>
-        <w:t>de Mello and Melkebeke, “From the Amazon to the Congo Valley,” 161</w:t>
-      </w:r>
-    </w:p>
-  </w:footnote>
-  <w:footnote w:id="32">
-    <w:p>
-      <w:pPr>
-        <w:pStyle w:val="FootnoteText"/>
-        <w:bidi w:val="0"/>
-        <w:jc w:val="start"/>
-        <w:rPr>
-          <w:rFonts w:ascii="Liberation Serif" w:hAnsi="Liberation Serif"/>
-        </w:rPr>
-      </w:pPr>
-      <w:r>
-        <w:rPr>
-          <w:rStyle w:val="FootnoteCharacters"/>
-        </w:rPr>
-        <w:footnoteRef/>
-      </w:r>
-      <w:r>
-        <w:rPr>
-          <w:rFonts w:eastAsia="Times New Roman" w:cs="Times New Roman"/>
-          <w:sz w:val="20"/>
-          <w:szCs w:val="20"/>
-        </w:rPr>
-        <w:tab/>
-        <w:t xml:space="preserve">Coomes, Oliver T. and Bradford L. Barham. 1994. “The Amazon Rubber Boom: Labor Control, Resistance, and Failed Plantation Development Revisited.” </w:t>
-      </w:r>
-      <w:r>
-        <w:rPr>
-          <w:rFonts w:eastAsia="Times New Roman" w:cs="Times New Roman"/>
-          <w:i/>
-          <w:sz w:val="20"/>
-          <w:szCs w:val="20"/>
-        </w:rPr>
-        <w:t>Hispanic American Historical Review.</w:t>
-      </w:r>
-      <w:r>
-        <w:rPr>
-          <w:rFonts w:eastAsia="Times New Roman" w:cs="Times New Roman"/>
-          <w:sz w:val="20"/>
-          <w:szCs w:val="20"/>
-        </w:rPr>
-        <w:t xml:space="preserve"> Vol 74:2</w:t>
-      </w:r>
-    </w:p>
-  </w:footnote>
-  <w:footnote w:id="33">
-    <w:p>
-      <w:pPr>
-        <w:pStyle w:val="FootnoteText"/>
-        <w:suppressLineNumbers/>
-        <w:bidi w:val="0"/>
-        <w:ind w:hanging="340" w:start="340"/>
-        <w:jc w:val="start"/>
-        <w:rPr/>
-      </w:pPr>
-      <w:r>
-        <w:rPr>
-          <w:rStyle w:val="FootnoteCharacters"/>
-        </w:rPr>
-        <w:footnoteRef/>
-      </w:r>
-      <w:r>
-        <w:rPr/>
-        <w:tab/>
-        <w:t>Coomes and Barham. “The Amazon Rubber Boom”</w:t>
-      </w:r>
-    </w:p>
-  </w:footnote>
-  <w:footnote w:id="34">
-    <w:p>
-      <w:pPr>
-        <w:pStyle w:val="FootnoteText"/>
-        <w:bidi w:val="0"/>
-        <w:jc w:val="start"/>
-        <w:rPr>
-          <w:rFonts w:ascii="Liberation Serif" w:hAnsi="Liberation Serif"/>
-        </w:rPr>
-      </w:pPr>
-      <w:r>
-        <w:rPr>
-          <w:rStyle w:val="FootnoteCharacters"/>
-        </w:rPr>
-        <w:footnoteRef/>
-      </w:r>
-      <w:r>
-        <w:rPr>
-          <w:rFonts w:eastAsia="Times New Roman" w:cs="Times New Roman"/>
-          <w:sz w:val="20"/>
-          <w:szCs w:val="20"/>
-        </w:rPr>
-        <w:tab/>
-        <w:t xml:space="preserve">Drabble, J. H. 1967. “The Plantation Rubber Industry in Malaya up to 1922.” </w:t>
-      </w:r>
-      <w:r>
-        <w:rPr>
-          <w:rFonts w:eastAsia="Times New Roman" w:cs="Times New Roman"/>
-          <w:i/>
-          <w:sz w:val="20"/>
-          <w:szCs w:val="20"/>
-        </w:rPr>
-        <w:t>Journal of the Malaysian Branch of the Royal Asiatic Society.</w:t>
-      </w:r>
-      <w:r>
-        <w:rPr>
-          <w:rFonts w:eastAsia="Times New Roman" w:cs="Times New Roman"/>
-          <w:sz w:val="20"/>
-          <w:szCs w:val="20"/>
-        </w:rPr>
-        <w:t xml:space="preserve"> Vol 40:1. 54</w:t>
-      </w:r>
-    </w:p>
-  </w:footnote>
-  <w:footnote w:id="35">
-    <w:p>
-      <w:pPr>
-        <w:pStyle w:val="FootnoteText"/>
-        <w:bidi w:val="0"/>
-        <w:jc w:val="start"/>
-        <w:rPr>
-          <w:rFonts w:ascii="Liberation Serif" w:hAnsi="Liberation Serif"/>
-        </w:rPr>
-      </w:pPr>
-      <w:r>
-        <w:rPr>
-          <w:rStyle w:val="FootnoteCharacters"/>
-        </w:rPr>
-        <w:footnoteRef/>
-      </w:r>
-      <w:r>
-        <w:rPr/>
-        <w:tab/>
-        <w:t xml:space="preserve">Drabble, “Plantation Rubber Industry,” 59 </w:t>
-      </w:r>
-    </w:p>
-  </w:footnote>
-  <w:footnote w:id="36">
-    <w:p>
-      <w:pPr>
-        <w:pStyle w:val="FootnoteText"/>
-        <w:bidi w:val="0"/>
-        <w:jc w:val="start"/>
-        <w:rPr>
-          <w:rFonts w:ascii="Liberation Serif" w:hAnsi="Liberation Serif"/>
-        </w:rPr>
-      </w:pPr>
-      <w:r>
-        <w:rPr>
-          <w:rStyle w:val="FootnoteCharacters"/>
-        </w:rPr>
-        <w:footnoteRef/>
-      </w:r>
-      <w:r>
-        <w:rPr>
-          <w:rFonts w:eastAsia="Times New Roman" w:cs="Times New Roman"/>
-          <w:sz w:val="20"/>
-          <w:szCs w:val="20"/>
-        </w:rPr>
-        <w:tab/>
-        <w:t xml:space="preserve">Parmer, </w:t>
-      </w:r>
-      <w:r>
-        <w:rPr>
-          <w:rFonts w:eastAsia="Times New Roman" w:cs="Times New Roman"/>
-          <w:i/>
-          <w:sz w:val="20"/>
-          <w:szCs w:val="20"/>
-        </w:rPr>
-        <w:t>Colonial Labor Policy</w:t>
-      </w:r>
-      <w:r>
-        <w:rPr>
-          <w:rFonts w:eastAsia="Times New Roman" w:cs="Times New Roman"/>
-          <w:sz w:val="20"/>
-          <w:szCs w:val="20"/>
-        </w:rPr>
-        <w:t>, 16</w:t>
-      </w:r>
-    </w:p>
-  </w:footnote>
-  <w:footnote w:id="37">
-    <w:p>
-      <w:pPr>
-        <w:pStyle w:val="FootnoteText"/>
-        <w:bidi w:val="0"/>
-        <w:jc w:val="start"/>
-        <w:rPr>
-          <w:rFonts w:ascii="Liberation Serif" w:hAnsi="Liberation Serif"/>
-        </w:rPr>
-      </w:pPr>
-      <w:r>
-        <w:rPr>
-          <w:rStyle w:val="FootnoteCharacters"/>
-        </w:rPr>
-        <w:footnoteRef/>
-      </w:r>
-      <w:r>
-        <w:rPr>
-          <w:rFonts w:eastAsia="Times New Roman" w:cs="Times New Roman"/>
-          <w:sz w:val="20"/>
-          <w:szCs w:val="20"/>
-        </w:rPr>
-        <w:tab/>
-        <w:t xml:space="preserve">Parmer, </w:t>
-      </w:r>
-      <w:r>
-        <w:rPr>
-          <w:rFonts w:eastAsia="Times New Roman" w:cs="Times New Roman"/>
-          <w:i/>
-          <w:sz w:val="20"/>
-          <w:szCs w:val="20"/>
-        </w:rPr>
-        <w:t>Colonial Labor Policy</w:t>
-      </w:r>
-      <w:r>
-        <w:rPr>
-          <w:rFonts w:eastAsia="Times New Roman" w:cs="Times New Roman"/>
-          <w:sz w:val="20"/>
-          <w:szCs w:val="20"/>
-        </w:rPr>
-        <w:t>, 168-9</w:t>
+        <w:t xml:space="preserve"> 42, no. 5 (2008): 971–98.</w:t>
       </w:r>
     </w:p>
   </w:footnote>
   <w:footnote w:id="38">
-    <w:p>
-      <w:pPr>
-        <w:pStyle w:val="FootnoteText"/>
-        <w:bidi w:val="0"/>
-        <w:jc w:val="start"/>
-        <w:rPr>
-          <w:rFonts w:ascii="Liberation Serif" w:hAnsi="Liberation Serif"/>
-        </w:rPr>
-      </w:pPr>
-      <w:r>
-        <w:rPr>
-          <w:rStyle w:val="FootnoteCharacters"/>
-        </w:rPr>
-        <w:footnoteRef/>
-      </w:r>
-      <w:r>
-        <w:rPr>
-          <w:rFonts w:eastAsia="Times New Roman" w:cs="Times New Roman"/>
-          <w:sz w:val="20"/>
-          <w:szCs w:val="20"/>
-        </w:rPr>
-        <w:tab/>
-        <w:t xml:space="preserve">Parmer, </w:t>
-      </w:r>
-      <w:r>
-        <w:rPr>
-          <w:rFonts w:eastAsia="Times New Roman" w:cs="Times New Roman"/>
-          <w:i/>
-          <w:sz w:val="20"/>
-          <w:szCs w:val="20"/>
-        </w:rPr>
-        <w:t>Colonial Labor Policy</w:t>
-      </w:r>
-      <w:r>
-        <w:rPr>
-          <w:rFonts w:eastAsia="Times New Roman" w:cs="Times New Roman"/>
-          <w:sz w:val="20"/>
-          <w:szCs w:val="20"/>
-        </w:rPr>
-        <w:t>, 177</w:t>
-      </w:r>
-    </w:p>
-  </w:footnote>
-  <w:footnote w:id="39">
     <w:p>
       <w:pPr>
         <w:pStyle w:val="FootnoteText"/>
@@ -2881,7 +3102,6 @@
     </w:rPrDefault>
     <w:pPrDefault>
       <w:pPr>
-        <w:widowControl/>
         <w:suppressAutoHyphens w:val="true"/>
       </w:pPr>
     </w:pPrDefault>
@@ -2891,7 +3111,10 @@
     <w:qFormat/>
     <w:pPr>
       <w:widowControl/>
+      <w:suppressAutoHyphens w:val="true"/>
       <w:bidi w:val="0"/>
+      <w:spacing w:before="0" w:after="0"/>
+      <w:jc w:val="start"/>
     </w:pPr>
     <w:rPr>
       <w:rFonts w:ascii="Liberation Serif" w:hAnsi="Liberation Serif" w:eastAsia="Noto Serif CJK SC" w:cs="Noto Sans Devanagari"/>
@@ -2905,16 +3128,12 @@
   <w:style w:type="character" w:styleId="FootnoteCharacters">
     <w:name w:val="Footnote Characters"/>
     <w:qFormat/>
-    <w:rPr/>
-  </w:style>
-  <w:style w:type="character" w:styleId="FootnoteReference">
-    <w:name w:val="Footnote Reference"/>
     <w:rPr>
       <w:vertAlign w:val="superscript"/>
     </w:rPr>
   </w:style>
-  <w:style w:type="character" w:styleId="EndnoteReference">
-    <w:name w:val="Endnote Reference"/>
+  <w:style w:type="character" w:styleId="FootnoteReference">
+    <w:name w:val="Footnote Reference"/>
     <w:rPr>
       <w:vertAlign w:val="superscript"/>
     </w:rPr>
@@ -2923,6 +3142,19 @@
     <w:name w:val="Endnote Characters"/>
     <w:qFormat/>
     <w:rPr/>
+  </w:style>
+  <w:style w:type="character" w:styleId="EndnoteReference">
+    <w:name w:val="Endnote Reference"/>
+    <w:rPr>
+      <w:vertAlign w:val="superscript"/>
+    </w:rPr>
+  </w:style>
+  <w:style w:type="character" w:styleId="Hyperlink">
+    <w:name w:val="Hyperlink"/>
+    <w:rPr>
+      <w:color w:val="000080"/>
+      <w:u w:val="single"/>
+    </w:rPr>
   </w:style>
   <w:style w:type="paragraph" w:styleId="Heading">
     <w:name w:val="Heading"/>
